--- a/deliverables/inland_transport_2026-10/docx/QASOP_0XX.docx
+++ b/deliverables/inland_transport_2026-10/docx/QASOP_0XX.docx
@@ -897,7 +897,7 @@
                 <w:color w:val="000000"/>
                 <w:sz w:val="22"/>
               </w:rPr>
-              <w:t>Оваа СОП се применува на: (а) возилата на договорната обезбедувачка компанија (температурно контролиран товарен простор) што се користат за WHSOP_003; (б) транспортните контејнери и пасивните ладилници (квалифицирани пакувања); (в) рутите од локацијата Којлија 1043, Петровец, до сите домашни примачи и лаборатории; и (г) логерите за температура и влага што се користат за мапирање и рутинско следење.</w:t>
+              <w:t>Оваа СОП се применува на: (а) возилата на договорната обезбедувачка компанија (температурно контролиран товарен простор) што се користат за WHSOP_003; (б) транспортните контејнери и пасивните ладилници (квалифицирани пакувања); (в) рутите од локацијата Којлија 1043, Петровец, до сите домашни примачи според WHSOP_003; и (г) логерите за температура и влага што се користат за мапирање и рутинско следење.</w:t>
             </w:r>
           </w:p>
         </w:tc>
@@ -925,7 +925,7 @@
                 <w:color w:val="595959"/>
                 <w:sz w:val="22"/>
               </w:rPr>
-              <w:t>This SOP applies to: (a) the vehicles of the contracted security company (temperature-controlled load space) used under WHSOP_003; (b) the transport containers and passive cool boxes (qualified packaging); (c) the lanes from the Kojlija 1043, Petrovec site to all domestic consignees and laboratories; and (d) the temperature and humidity loggers used for mapping and routine monitoring.</w:t>
+              <w:t>This SOP applies to: (a) the vehicles of the contracted security company (temperature-controlled load space) used under WHSOP_003; (b) the transport containers and passive cool boxes (qualified packaging); (c) the lanes from the Kojlija 1043, Petrovec site to all domestic consignees under WHSOP_003; and (d) the temperature and humidity loggers used for mapping and routine monitoring.</w:t>
             </w:r>
           </w:p>
         </w:tc>
@@ -1008,7 +1008,7 @@
                 <w:color w:val="000000"/>
                 <w:sz w:val="22"/>
               </w:rPr>
-              <w:t>Не ги опфаќа: валидацијата на увозни и извозни (авио) рути според WHSOP_002 — која се изведува со истата методологија во посебен протокол; квалификацијата на складишта и простории (QAS-03-003); и валидацијата на компјутерски системи за GPS/логери (QAS-03-002).</w:t>
+              <w:t>Не ги опфаќа: валидацијата на увозни и извозни (авио) рути според WHSOP_002 — која се изведува со истата методологија во посебен протокол; транспортот на мостри за контрола на квалитет до надворешни лаборатории, кој е предмет на PP-QC-SOP-025; квалификацијата на складишта и простории (QAS-03-003); и валидацијата на компјутерски системи за GPS/логери (QAS-03-002).</w:t>
             </w:r>
           </w:p>
         </w:tc>
@@ -1036,7 +1036,7 @@
                 <w:color w:val="595959"/>
                 <w:sz w:val="22"/>
               </w:rPr>
-              <w:t>It does not cover: validation of import and export (air) lanes per WHSOP_002 — performed with the same methodology in a separate protocol; qualification of warehouses and premises (QAS-03-003); and validation of GPS/logger computer systems (QAS-03-002).</w:t>
+              <w:t>It does not cover: validation of import and export (air) lanes per WHSOP_002 — performed with the same methodology in a separate protocol; the transport of quality-control samples to external laboratories, which is the subject of PP-QC-SOP-025; qualification of warehouses and premises (QAS-03-003); and validation of GPS/logger computer systems (QAS-03-002).</w:t>
             </w:r>
           </w:p>
         </w:tc>

--- a/deliverables/inland_transport_2026-10/docx/QASOP_0XX.docx
+++ b/deliverables/inland_transport_2026-10/docx/QASOP_0XX.docx
@@ -594,6 +594,9 @@
         <w:gridCol w:w="5233"/>
       </w:tblGrid>
       <w:tr>
+        <w:trPr>
+          <w:cantSplit/>
+        </w:trPr>
         <w:tc>
           <w:tcPr>
             <w:tcW w:type="dxa" w:w="5102"/>
@@ -608,6 +611,8 @@
           <w:p>
             <w:pPr>
               <w:pStyle w:val="Heading1"/>
+              <w:keepNext/>
+              <w:spacing w:before="60" w:after="60"/>
             </w:pPr>
             <w:r/>
             <w:r>
@@ -634,6 +639,10 @@
             </w:tcBorders>
           </w:tcPr>
           <w:p>
+            <w:pPr>
+              <w:keepNext/>
+              <w:spacing w:before="60" w:after="60"/>
+            </w:pPr>
             <w:r/>
             <w:r>
               <w:rPr>
@@ -765,6 +774,46 @@
         </w:tc>
       </w:tr>
       <w:tr>
+        <w:trPr>
+          <w:trHeight w:val="200" w:hRule="exact"/>
+        </w:trPr>
+        <w:tc>
+          <w:tcPr>
+            <w:tcW w:type="dxa" w:w="5102"/>
+            <w:tcBorders>
+              <w:top w:val="nil"/>
+              <w:left w:val="nil"/>
+              <w:bottom w:val="nil"/>
+              <w:right w:val="single" w:sz="4" w:color="000000"/>
+            </w:tcBorders>
+          </w:tcPr>
+          <w:p>
+            <w:pPr>
+              <w:spacing w:before="0" w:after="0"/>
+            </w:pPr>
+          </w:p>
+        </w:tc>
+        <w:tc>
+          <w:tcPr>
+            <w:tcW w:type="dxa" w:w="5102"/>
+            <w:tcBorders>
+              <w:top w:val="nil"/>
+              <w:left w:val="single" w:sz="4" w:color="000000"/>
+              <w:bottom w:val="nil"/>
+              <w:right w:val="nil"/>
+            </w:tcBorders>
+          </w:tcPr>
+          <w:p>
+            <w:pPr>
+              <w:spacing w:before="0" w:after="0"/>
+            </w:pPr>
+          </w:p>
+        </w:tc>
+      </w:tr>
+      <w:tr>
+        <w:trPr>
+          <w:cantSplit/>
+        </w:trPr>
         <w:tc>
           <w:tcPr>
             <w:tcW w:type="dxa" w:w="5102"/>
@@ -779,6 +828,8 @@
           <w:p>
             <w:pPr>
               <w:pStyle w:val="Heading1"/>
+              <w:keepNext/>
+              <w:spacing w:before="60" w:after="60"/>
             </w:pPr>
             <w:r/>
             <w:r>
@@ -805,6 +856,10 @@
             </w:tcBorders>
           </w:tcPr>
           <w:p>
+            <w:pPr>
+              <w:keepNext/>
+              <w:spacing w:before="60" w:after="60"/>
+            </w:pPr>
             <w:r/>
             <w:r>
               <w:rPr>
@@ -820,6 +875,9 @@
         </w:tc>
       </w:tr>
       <w:tr>
+        <w:trPr>
+          <w:cantSplit/>
+        </w:trPr>
         <w:tc>
           <w:tcPr>
             <w:tcW w:type="dxa" w:w="5102"/>
@@ -833,6 +891,8 @@
           <w:p>
             <w:pPr>
               <w:pStyle w:val="Heading2"/>
+              <w:keepNext/>
+              <w:spacing w:before="120" w:after="40"/>
             </w:pPr>
             <w:r/>
             <w:r>
@@ -858,6 +918,10 @@
             </w:tcBorders>
           </w:tcPr>
           <w:p>
+            <w:pPr>
+              <w:keepNext/>
+              <w:spacing w:before="120" w:after="40"/>
+            </w:pPr>
             <w:r/>
             <w:r>
               <w:rPr>
@@ -931,6 +995,9 @@
         </w:tc>
       </w:tr>
       <w:tr>
+        <w:trPr>
+          <w:cantSplit/>
+        </w:trPr>
         <w:tc>
           <w:tcPr>
             <w:tcW w:type="dxa" w:w="5102"/>
@@ -944,6 +1011,8 @@
           <w:p>
             <w:pPr>
               <w:pStyle w:val="Heading2"/>
+              <w:keepNext/>
+              <w:spacing w:before="120" w:after="40"/>
             </w:pPr>
             <w:r/>
             <w:r>
@@ -969,6 +1038,10 @@
             </w:tcBorders>
           </w:tcPr>
           <w:p>
+            <w:pPr>
+              <w:keepNext/>
+              <w:spacing w:before="120" w:after="40"/>
+            </w:pPr>
             <w:r/>
             <w:r>
               <w:rPr>
@@ -1042,6 +1115,9 @@
         </w:tc>
       </w:tr>
       <w:tr>
+        <w:trPr>
+          <w:cantSplit/>
+        </w:trPr>
         <w:tc>
           <w:tcPr>
             <w:tcW w:type="dxa" w:w="5102"/>
@@ -1055,6 +1131,8 @@
           <w:p>
             <w:pPr>
               <w:pStyle w:val="Heading2"/>
+              <w:keepNext/>
+              <w:spacing w:before="120" w:after="40"/>
             </w:pPr>
             <w:r/>
             <w:r>
@@ -1080,6 +1158,10 @@
             </w:tcBorders>
           </w:tcPr>
           <w:p>
+            <w:pPr>
+              <w:keepNext/>
+              <w:spacing w:before="120" w:after="40"/>
+            </w:pPr>
             <w:r/>
             <w:r>
               <w:rPr>
@@ -1153,6 +1235,46 @@
         </w:tc>
       </w:tr>
       <w:tr>
+        <w:trPr>
+          <w:trHeight w:val="200" w:hRule="exact"/>
+        </w:trPr>
+        <w:tc>
+          <w:tcPr>
+            <w:tcW w:type="dxa" w:w="5102"/>
+            <w:tcBorders>
+              <w:top w:val="nil"/>
+              <w:left w:val="nil"/>
+              <w:bottom w:val="nil"/>
+              <w:right w:val="single" w:sz="4" w:color="000000"/>
+            </w:tcBorders>
+          </w:tcPr>
+          <w:p>
+            <w:pPr>
+              <w:spacing w:before="0" w:after="0"/>
+            </w:pPr>
+          </w:p>
+        </w:tc>
+        <w:tc>
+          <w:tcPr>
+            <w:tcW w:type="dxa" w:w="5102"/>
+            <w:tcBorders>
+              <w:top w:val="nil"/>
+              <w:left w:val="single" w:sz="4" w:color="000000"/>
+              <w:bottom w:val="nil"/>
+              <w:right w:val="nil"/>
+            </w:tcBorders>
+          </w:tcPr>
+          <w:p>
+            <w:pPr>
+              <w:spacing w:before="0" w:after="0"/>
+            </w:pPr>
+          </w:p>
+        </w:tc>
+      </w:tr>
+      <w:tr>
+        <w:trPr>
+          <w:cantSplit/>
+        </w:trPr>
         <w:tc>
           <w:tcPr>
             <w:tcW w:type="dxa" w:w="5102"/>
@@ -1167,6 +1289,8 @@
           <w:p>
             <w:pPr>
               <w:pStyle w:val="Heading1"/>
+              <w:keepNext/>
+              <w:spacing w:before="60" w:after="60"/>
             </w:pPr>
             <w:r/>
             <w:r>
@@ -1193,6 +1317,10 @@
             </w:tcBorders>
           </w:tcPr>
           <w:p>
+            <w:pPr>
+              <w:keepNext/>
+              <w:spacing w:before="60" w:after="60"/>
+            </w:pPr>
             <w:r/>
             <w:r>
               <w:rPr>
@@ -1498,6 +1626,46 @@
         </w:tc>
       </w:tr>
       <w:tr>
+        <w:trPr>
+          <w:trHeight w:val="200" w:hRule="exact"/>
+        </w:trPr>
+        <w:tc>
+          <w:tcPr>
+            <w:tcW w:type="dxa" w:w="5102"/>
+            <w:tcBorders>
+              <w:top w:val="nil"/>
+              <w:left w:val="nil"/>
+              <w:bottom w:val="nil"/>
+              <w:right w:val="single" w:sz="4" w:color="000000"/>
+            </w:tcBorders>
+          </w:tcPr>
+          <w:p>
+            <w:pPr>
+              <w:spacing w:before="0" w:after="0"/>
+            </w:pPr>
+          </w:p>
+        </w:tc>
+        <w:tc>
+          <w:tcPr>
+            <w:tcW w:type="dxa" w:w="5102"/>
+            <w:tcBorders>
+              <w:top w:val="nil"/>
+              <w:left w:val="single" w:sz="4" w:color="000000"/>
+              <w:bottom w:val="nil"/>
+              <w:right w:val="nil"/>
+            </w:tcBorders>
+          </w:tcPr>
+          <w:p>
+            <w:pPr>
+              <w:spacing w:before="0" w:after="0"/>
+            </w:pPr>
+          </w:p>
+        </w:tc>
+      </w:tr>
+      <w:tr>
+        <w:trPr>
+          <w:cantSplit/>
+        </w:trPr>
         <w:tc>
           <w:tcPr>
             <w:tcW w:type="dxa" w:w="5102"/>
@@ -1512,6 +1680,8 @@
           <w:p>
             <w:pPr>
               <w:pStyle w:val="Heading1"/>
+              <w:keepNext/>
+              <w:spacing w:before="60" w:after="60"/>
             </w:pPr>
             <w:r/>
             <w:r>
@@ -1538,6 +1708,10 @@
             </w:tcBorders>
           </w:tcPr>
           <w:p>
+            <w:pPr>
+              <w:keepNext/>
+              <w:spacing w:before="60" w:after="60"/>
+            </w:pPr>
             <w:r/>
             <w:r>
               <w:rPr>
@@ -1553,6 +1727,9 @@
         </w:tc>
       </w:tr>
       <w:tr>
+        <w:trPr>
+          <w:cantSplit/>
+        </w:trPr>
         <w:tc>
           <w:tcPr>
             <w:tcW w:type="dxa" w:w="5102"/>
@@ -1566,6 +1743,8 @@
           <w:p>
             <w:pPr>
               <w:pStyle w:val="Heading2"/>
+              <w:keepNext/>
+              <w:spacing w:before="120" w:after="40"/>
             </w:pPr>
             <w:r/>
             <w:r>
@@ -1591,6 +1770,10 @@
             </w:tcBorders>
           </w:tcPr>
           <w:p>
+            <w:pPr>
+              <w:keepNext/>
+              <w:spacing w:before="120" w:after="40"/>
+            </w:pPr>
             <w:r/>
             <w:r>
               <w:rPr>
@@ -1838,6 +2021,9 @@
         </w:tc>
       </w:tr>
       <w:tr>
+        <w:trPr>
+          <w:cantSplit/>
+        </w:trPr>
         <w:tc>
           <w:tcPr>
             <w:tcW w:type="dxa" w:w="5102"/>
@@ -1851,6 +2037,8 @@
           <w:p>
             <w:pPr>
               <w:pStyle w:val="Heading2"/>
+              <w:keepNext/>
+              <w:spacing w:before="120" w:after="40"/>
             </w:pPr>
             <w:r/>
             <w:r>
@@ -1876,6 +2064,10 @@
             </w:tcBorders>
           </w:tcPr>
           <w:p>
+            <w:pPr>
+              <w:keepNext/>
+              <w:spacing w:before="120" w:after="40"/>
+            </w:pPr>
             <w:r/>
             <w:r>
               <w:rPr>
@@ -1949,6 +2141,46 @@
         </w:tc>
       </w:tr>
       <w:tr>
+        <w:trPr>
+          <w:trHeight w:val="200" w:hRule="exact"/>
+        </w:trPr>
+        <w:tc>
+          <w:tcPr>
+            <w:tcW w:type="dxa" w:w="5102"/>
+            <w:tcBorders>
+              <w:top w:val="nil"/>
+              <w:left w:val="nil"/>
+              <w:bottom w:val="nil"/>
+              <w:right w:val="single" w:sz="4" w:color="000000"/>
+            </w:tcBorders>
+          </w:tcPr>
+          <w:p>
+            <w:pPr>
+              <w:spacing w:before="0" w:after="0"/>
+            </w:pPr>
+          </w:p>
+        </w:tc>
+        <w:tc>
+          <w:tcPr>
+            <w:tcW w:type="dxa" w:w="5102"/>
+            <w:tcBorders>
+              <w:top w:val="nil"/>
+              <w:left w:val="single" w:sz="4" w:color="000000"/>
+              <w:bottom w:val="nil"/>
+              <w:right w:val="nil"/>
+            </w:tcBorders>
+          </w:tcPr>
+          <w:p>
+            <w:pPr>
+              <w:spacing w:before="0" w:after="0"/>
+            </w:pPr>
+          </w:p>
+        </w:tc>
+      </w:tr>
+      <w:tr>
+        <w:trPr>
+          <w:cantSplit/>
+        </w:trPr>
         <w:tc>
           <w:tcPr>
             <w:tcW w:type="dxa" w:w="5102"/>
@@ -1963,6 +2195,8 @@
           <w:p>
             <w:pPr>
               <w:pStyle w:val="Heading1"/>
+              <w:keepNext/>
+              <w:spacing w:before="60" w:after="60"/>
             </w:pPr>
             <w:r/>
             <w:r>
@@ -1989,6 +2223,10 @@
             </w:tcBorders>
           </w:tcPr>
           <w:p>
+            <w:pPr>
+              <w:keepNext/>
+              <w:spacing w:before="60" w:after="60"/>
+            </w:pPr>
             <w:r/>
             <w:r>
               <w:rPr>
@@ -2004,6 +2242,9 @@
         </w:tc>
       </w:tr>
       <w:tr>
+        <w:trPr>
+          <w:cantSplit/>
+        </w:trPr>
         <w:tc>
           <w:tcPr>
             <w:tcW w:type="dxa" w:w="5102"/>
@@ -2017,6 +2258,8 @@
           <w:p>
             <w:pPr>
               <w:pStyle w:val="Heading2"/>
+              <w:keepNext/>
+              <w:spacing w:before="120" w:after="40"/>
             </w:pPr>
             <w:r/>
             <w:r>
@@ -2042,6 +2285,10 @@
             </w:tcBorders>
           </w:tcPr>
           <w:p>
+            <w:pPr>
+              <w:keepNext/>
+              <w:spacing w:before="120" w:after="40"/>
+            </w:pPr>
             <w:r/>
             <w:r>
               <w:rPr>
@@ -2405,6 +2652,9 @@
         </w:tc>
       </w:tr>
       <w:tr>
+        <w:trPr>
+          <w:cantSplit/>
+        </w:trPr>
         <w:tc>
           <w:tcPr>
             <w:tcW w:type="dxa" w:w="5102"/>
@@ -2418,6 +2668,8 @@
           <w:p>
             <w:pPr>
               <w:pStyle w:val="Heading2"/>
+              <w:keepNext/>
+              <w:spacing w:before="120" w:after="40"/>
             </w:pPr>
             <w:r/>
             <w:r>
@@ -2443,6 +2695,10 @@
             </w:tcBorders>
           </w:tcPr>
           <w:p>
+            <w:pPr>
+              <w:keepNext/>
+              <w:spacing w:before="120" w:after="40"/>
+            </w:pPr>
             <w:r/>
             <w:r>
               <w:rPr>
@@ -2516,6 +2772,46 @@
         </w:tc>
       </w:tr>
       <w:tr>
+        <w:trPr>
+          <w:trHeight w:val="200" w:hRule="exact"/>
+        </w:trPr>
+        <w:tc>
+          <w:tcPr>
+            <w:tcW w:type="dxa" w:w="5102"/>
+            <w:tcBorders>
+              <w:top w:val="nil"/>
+              <w:left w:val="nil"/>
+              <w:bottom w:val="nil"/>
+              <w:right w:val="single" w:sz="4" w:color="000000"/>
+            </w:tcBorders>
+          </w:tcPr>
+          <w:p>
+            <w:pPr>
+              <w:spacing w:before="0" w:after="0"/>
+            </w:pPr>
+          </w:p>
+        </w:tc>
+        <w:tc>
+          <w:tcPr>
+            <w:tcW w:type="dxa" w:w="5102"/>
+            <w:tcBorders>
+              <w:top w:val="nil"/>
+              <w:left w:val="single" w:sz="4" w:color="000000"/>
+              <w:bottom w:val="nil"/>
+              <w:right w:val="nil"/>
+            </w:tcBorders>
+          </w:tcPr>
+          <w:p>
+            <w:pPr>
+              <w:spacing w:before="0" w:after="0"/>
+            </w:pPr>
+          </w:p>
+        </w:tc>
+      </w:tr>
+      <w:tr>
+        <w:trPr>
+          <w:cantSplit/>
+        </w:trPr>
         <w:tc>
           <w:tcPr>
             <w:tcW w:type="dxa" w:w="5102"/>
@@ -2530,6 +2826,8 @@
           <w:p>
             <w:pPr>
               <w:pStyle w:val="Heading1"/>
+              <w:keepNext/>
+              <w:spacing w:before="60" w:after="60"/>
             </w:pPr>
             <w:r/>
             <w:r>
@@ -2556,6 +2854,10 @@
             </w:tcBorders>
           </w:tcPr>
           <w:p>
+            <w:pPr>
+              <w:keepNext/>
+              <w:spacing w:before="60" w:after="60"/>
+            </w:pPr>
             <w:r/>
             <w:r>
               <w:rPr>
@@ -2571,6 +2873,9 @@
         </w:tc>
       </w:tr>
       <w:tr>
+        <w:trPr>
+          <w:cantSplit/>
+        </w:trPr>
         <w:tc>
           <w:tcPr>
             <w:tcW w:type="dxa" w:w="5102"/>
@@ -2584,6 +2889,8 @@
           <w:p>
             <w:pPr>
               <w:pStyle w:val="Heading2"/>
+              <w:keepNext/>
+              <w:spacing w:before="120" w:after="40"/>
             </w:pPr>
             <w:r/>
             <w:r>
@@ -2609,6 +2916,10 @@
             </w:tcBorders>
           </w:tcPr>
           <w:p>
+            <w:pPr>
+              <w:keepNext/>
+              <w:spacing w:before="120" w:after="40"/>
+            </w:pPr>
             <w:r/>
             <w:r>
               <w:rPr>
@@ -2682,6 +2993,9 @@
         </w:tc>
       </w:tr>
       <w:tr>
+        <w:trPr>
+          <w:cantSplit/>
+        </w:trPr>
         <w:tc>
           <w:tcPr>
             <w:tcW w:type="dxa" w:w="5102"/>
@@ -2695,6 +3009,8 @@
           <w:p>
             <w:pPr>
               <w:pStyle w:val="Heading2"/>
+              <w:keepNext/>
+              <w:spacing w:before="120" w:after="40"/>
             </w:pPr>
             <w:r/>
             <w:r>
@@ -2720,6 +3036,10 @@
             </w:tcBorders>
           </w:tcPr>
           <w:p>
+            <w:pPr>
+              <w:keepNext/>
+              <w:spacing w:before="120" w:after="40"/>
+            </w:pPr>
             <w:r/>
             <w:r>
               <w:rPr>
@@ -2851,6 +3171,9 @@
         </w:tc>
       </w:tr>
       <w:tr>
+        <w:trPr>
+          <w:cantSplit/>
+        </w:trPr>
         <w:tc>
           <w:tcPr>
             <w:tcW w:type="dxa" w:w="5102"/>
@@ -2864,6 +3187,8 @@
           <w:p>
             <w:pPr>
               <w:pStyle w:val="Heading2"/>
+              <w:keepNext/>
+              <w:spacing w:before="120" w:after="40"/>
             </w:pPr>
             <w:r/>
             <w:r>
@@ -2889,6 +3214,10 @@
             </w:tcBorders>
           </w:tcPr>
           <w:p>
+            <w:pPr>
+              <w:keepNext/>
+              <w:spacing w:before="120" w:after="40"/>
+            </w:pPr>
             <w:r/>
             <w:r>
               <w:rPr>
@@ -2962,6 +3291,9 @@
         </w:tc>
       </w:tr>
       <w:tr>
+        <w:trPr>
+          <w:cantSplit/>
+        </w:trPr>
         <w:tc>
           <w:tcPr>
             <w:tcW w:type="dxa" w:w="5102"/>
@@ -2975,6 +3307,8 @@
           <w:p>
             <w:pPr>
               <w:pStyle w:val="Heading2"/>
+              <w:keepNext/>
+              <w:spacing w:before="120" w:after="40"/>
             </w:pPr>
             <w:r/>
             <w:r>
@@ -3000,6 +3334,10 @@
             </w:tcBorders>
           </w:tcPr>
           <w:p>
+            <w:pPr>
+              <w:keepNext/>
+              <w:spacing w:before="120" w:after="40"/>
+            </w:pPr>
             <w:r/>
             <w:r>
               <w:rPr>
@@ -3189,6 +3527,9 @@
         </w:tc>
       </w:tr>
       <w:tr>
+        <w:trPr>
+          <w:cantSplit/>
+        </w:trPr>
         <w:tc>
           <w:tcPr>
             <w:tcW w:type="dxa" w:w="5102"/>
@@ -3202,6 +3543,8 @@
           <w:p>
             <w:pPr>
               <w:pStyle w:val="Heading2"/>
+              <w:keepNext/>
+              <w:spacing w:before="120" w:after="40"/>
             </w:pPr>
             <w:r/>
             <w:r>
@@ -3227,6 +3570,10 @@
             </w:tcBorders>
           </w:tcPr>
           <w:p>
+            <w:pPr>
+              <w:keepNext/>
+              <w:spacing w:before="120" w:after="40"/>
+            </w:pPr>
             <w:r/>
             <w:r>
               <w:rPr>
@@ -3358,6 +3705,9 @@
         </w:tc>
       </w:tr>
       <w:tr>
+        <w:trPr>
+          <w:cantSplit/>
+        </w:trPr>
         <w:tc>
           <w:tcPr>
             <w:tcW w:type="dxa" w:w="5102"/>
@@ -3371,6 +3721,8 @@
           <w:p>
             <w:pPr>
               <w:pStyle w:val="Heading2"/>
+              <w:keepNext/>
+              <w:spacing w:before="120" w:after="40"/>
             </w:pPr>
             <w:r/>
             <w:r>
@@ -3396,6 +3748,10 @@
             </w:tcBorders>
           </w:tcPr>
           <w:p>
+            <w:pPr>
+              <w:keepNext/>
+              <w:spacing w:before="120" w:after="40"/>
+            </w:pPr>
             <w:r/>
             <w:r>
               <w:rPr>
@@ -3469,6 +3825,9 @@
         </w:tc>
       </w:tr>
       <w:tr>
+        <w:trPr>
+          <w:cantSplit/>
+        </w:trPr>
         <w:tc>
           <w:tcPr>
             <w:tcW w:type="dxa" w:w="5102"/>
@@ -3482,6 +3841,8 @@
           <w:p>
             <w:pPr>
               <w:pStyle w:val="Heading2"/>
+              <w:keepNext/>
+              <w:spacing w:before="120" w:after="40"/>
             </w:pPr>
             <w:r/>
             <w:r>
@@ -3507,6 +3868,10 @@
             </w:tcBorders>
           </w:tcPr>
           <w:p>
+            <w:pPr>
+              <w:keepNext/>
+              <w:spacing w:before="120" w:after="40"/>
+            </w:pPr>
             <w:r/>
             <w:r>
               <w:rPr>
@@ -3580,6 +3945,9 @@
         </w:tc>
       </w:tr>
       <w:tr>
+        <w:trPr>
+          <w:cantSplit/>
+        </w:trPr>
         <w:tc>
           <w:tcPr>
             <w:tcW w:type="dxa" w:w="5102"/>
@@ -3593,6 +3961,8 @@
           <w:p>
             <w:pPr>
               <w:pStyle w:val="Heading2"/>
+              <w:keepNext/>
+              <w:spacing w:before="120" w:after="40"/>
             </w:pPr>
             <w:r/>
             <w:r>
@@ -3618,6 +3988,10 @@
             </w:tcBorders>
           </w:tcPr>
           <w:p>
+            <w:pPr>
+              <w:keepNext/>
+              <w:spacing w:before="120" w:after="40"/>
+            </w:pPr>
             <w:r/>
             <w:r>
               <w:rPr>
@@ -3691,6 +4065,9 @@
         </w:tc>
       </w:tr>
       <w:tr>
+        <w:trPr>
+          <w:cantSplit/>
+        </w:trPr>
         <w:tc>
           <w:tcPr>
             <w:tcW w:type="dxa" w:w="5102"/>
@@ -3704,6 +4081,8 @@
           <w:p>
             <w:pPr>
               <w:pStyle w:val="Heading2"/>
+              <w:keepNext/>
+              <w:spacing w:before="120" w:after="40"/>
             </w:pPr>
             <w:r/>
             <w:r>
@@ -3729,6 +4108,10 @@
             </w:tcBorders>
           </w:tcPr>
           <w:p>
+            <w:pPr>
+              <w:keepNext/>
+              <w:spacing w:before="120" w:after="40"/>
+            </w:pPr>
             <w:r/>
             <w:r>
               <w:rPr>
@@ -3860,6 +4243,9 @@
         </w:tc>
       </w:tr>
       <w:tr>
+        <w:trPr>
+          <w:cantSplit/>
+        </w:trPr>
         <w:tc>
           <w:tcPr>
             <w:tcW w:type="dxa" w:w="5102"/>
@@ -3873,6 +4259,8 @@
           <w:p>
             <w:pPr>
               <w:pStyle w:val="Heading2"/>
+              <w:keepNext/>
+              <w:spacing w:before="120" w:after="40"/>
             </w:pPr>
             <w:r/>
             <w:r>
@@ -3898,6 +4286,10 @@
             </w:tcBorders>
           </w:tcPr>
           <w:p>
+            <w:pPr>
+              <w:keepNext/>
+              <w:spacing w:before="120" w:after="40"/>
+            </w:pPr>
             <w:r/>
             <w:r>
               <w:rPr>
@@ -3970,62 +4362,61 @@
           </w:p>
         </w:tc>
       </w:tr>
-      <w:tr>
-        <w:tc>
-          <w:tcPr>
-            <w:tcW w:type="dxa" w:w="5102"/>
-            <w:shd w:val="clear" w:color="auto" w:fill="E8E8E8"/>
-            <w:tcBorders>
-              <w:top w:val="nil"/>
-              <w:left w:val="nil"/>
-              <w:bottom w:val="nil"/>
-              <w:right w:val="single" w:sz="4" w:color="000000"/>
-            </w:tcBorders>
-          </w:tcPr>
-          <w:p>
-            <w:pPr>
-              <w:pStyle w:val="Heading1"/>
-            </w:pPr>
-            <w:r/>
-            <w:r>
-              <w:rPr>
-                <w:rFonts w:ascii="Calibri" w:hAnsi="Calibri"/>
-                <w:b/>
-                <w:i w:val="0"/>
-                <w:color w:val="000000"/>
-                <w:sz w:val="24"/>
-              </w:rPr>
-              <w:t>7.0 ЗАПИСИ</w:t>
-            </w:r>
-          </w:p>
-        </w:tc>
-        <w:tc>
-          <w:tcPr>
-            <w:tcW w:type="dxa" w:w="5102"/>
-            <w:shd w:val="clear" w:color="auto" w:fill="E8E8E8"/>
-            <w:tcBorders>
-              <w:top w:val="nil"/>
-              <w:left w:val="single" w:sz="4" w:color="000000"/>
-              <w:bottom w:val="nil"/>
-              <w:right w:val="nil"/>
-            </w:tcBorders>
-          </w:tcPr>
-          <w:p>
-            <w:r/>
-            <w:r>
-              <w:rPr>
-                <w:rFonts w:ascii="Calibri" w:hAnsi="Calibri"/>
-                <w:b/>
-                <w:i w:val="0"/>
-                <w:color w:val="595959"/>
-                <w:sz w:val="24"/>
-              </w:rPr>
-              <w:t>7.0 RECORDS</w:t>
-            </w:r>
-          </w:p>
-        </w:tc>
-      </w:tr>
     </w:tbl>
+    <w:p>
+      <w:pPr>
+        <w:keepNext/>
+        <w:spacing w:before="0" w:after="0" w:lineRule="exact" w:line="200"/>
+      </w:pPr>
+    </w:p>
+    <w:p>
+      <w:pPr>
+        <w:pStyle w:val="Heading1"/>
+        <w:keepNext/>
+        <w:tabs>
+          <w:tab w:pos="5233" w:val="left"/>
+        </w:tabs>
+        <w:spacing w:before="60" w:after="60"/>
+        <w:ind w:left="130" w:right="130"/>
+        <w:shd w:val="clear" w:color="auto" w:fill="E8E8E8"/>
+      </w:pPr>
+      <w:r>
+        <w:rPr>
+          <w:rFonts w:ascii="Calibri" w:hAnsi="Calibri"/>
+          <w:b/>
+          <w:i w:val="0"/>
+          <w:color w:val="000000"/>
+          <w:sz w:val="24"/>
+        </w:rPr>
+        <w:t>7.0 ЗАПИСИ</w:t>
+      </w:r>
+      <w:r>
+        <w:rPr>
+          <w:rFonts w:ascii="Calibri" w:hAnsi="Calibri"/>
+          <w:b w:val="0"/>
+          <w:i w:val="0"/>
+          <w:color w:val="000000"/>
+          <w:sz w:val="24"/>
+        </w:rPr>
+        <w:tab/>
+      </w:r>
+      <w:r>
+        <w:rPr>
+          <w:rFonts w:ascii="Calibri" w:hAnsi="Calibri"/>
+          <w:b/>
+          <w:i w:val="0"/>
+          <w:color w:val="595959"/>
+          <w:sz w:val="24"/>
+        </w:rPr>
+        <w:t>7.0 RECORDS</w:t>
+      </w:r>
+    </w:p>
+    <w:p>
+      <w:pPr>
+        <w:keepNext/>
+        <w:spacing w:before="0" w:after="0" w:lineRule="exact" w:line="120"/>
+      </w:pPr>
+    </w:p>
     <w:tbl>
       <w:tblPr>
         <w:tblLook w:firstColumn="1" w:firstRow="1" w:lastColumn="0" w:lastRow="0" w:noHBand="0" w:noVBand="1" w:val="04A0"/>
@@ -4038,24 +4429,28 @@
           <w:insideV w:val="single" w:sz="4" w:space="0" w:color="000000"/>
         </w:tblBorders>
         <w:tblLayout w:type="fixed"/>
-        <w:tblW w:type="dxa" w:w="5166"/>
+        <w:tblW w:type="dxa" w:w="10466"/>
         <w:tblInd w:type="dxa" w:w="0"/>
         <w:jc w:val="center"/>
       </w:tblPr>
       <w:tblGrid>
-        <w:gridCol w:w="1535"/>
-        <w:gridCol w:w="3631"/>
+        <w:gridCol w:w="3110"/>
+        <w:gridCol w:w="7356"/>
       </w:tblGrid>
       <w:tr>
         <w:trPr>
+          <w:cantSplit/>
           <w:tblHeader w:val="true"/>
         </w:trPr>
         <w:tc>
           <w:tcPr>
             <w:shd w:val="clear" w:color="auto" w:fill="D9E2F3"/>
-            <w:tcW w:type="dxa" w:w="1535"/>
-          </w:tcPr>
-          <w:p>
+            <w:tcW w:type="dxa" w:w="3110"/>
+          </w:tcPr>
+          <w:p>
+            <w:pPr>
+              <w:keepNext/>
+            </w:pPr>
             <w:r/>
             <w:r>
               <w:rPr>
@@ -4092,9 +4487,12 @@
         <w:tc>
           <w:tcPr>
             <w:shd w:val="clear" w:color="auto" w:fill="D9E2F3"/>
-            <w:tcW w:type="dxa" w:w="3631"/>
-          </w:tcPr>
-          <w:p>
+            <w:tcW w:type="dxa" w:w="7356"/>
+          </w:tcPr>
+          <w:p>
+            <w:pPr>
+              <w:keepNext/>
+            </w:pPr>
             <w:r/>
             <w:r>
               <w:rPr>
@@ -4130,11 +4528,17 @@
         </w:tc>
       </w:tr>
       <w:tr>
-        <w:tc>
-          <w:tcPr>
-            <w:tcW w:type="dxa" w:w="1535"/>
-          </w:tcPr>
-          <w:p>
+        <w:trPr>
+          <w:cantSplit/>
+        </w:trPr>
+        <w:tc>
+          <w:tcPr>
+            <w:tcW w:type="dxa" w:w="3110"/>
+          </w:tcPr>
+          <w:p>
+            <w:pPr>
+              <w:keepNext/>
+            </w:pPr>
             <w:r/>
             <w:r>
               <w:rPr>
@@ -4159,9 +4563,12 @@
         </w:tc>
         <w:tc>
           <w:tcPr>
-            <w:tcW w:type="dxa" w:w="3631"/>
-          </w:tcPr>
-          <w:p>
+            <w:tcW w:type="dxa" w:w="7356"/>
+          </w:tcPr>
+          <w:p>
+            <w:pPr>
+              <w:keepNext/>
+            </w:pPr>
             <w:r/>
             <w:r>
               <w:rPr>
@@ -4197,11 +4604,17 @@
         </w:tc>
       </w:tr>
       <w:tr>
-        <w:tc>
-          <w:tcPr>
-            <w:tcW w:type="dxa" w:w="1535"/>
-          </w:tcPr>
-          <w:p>
+        <w:trPr>
+          <w:cantSplit/>
+        </w:trPr>
+        <w:tc>
+          <w:tcPr>
+            <w:tcW w:type="dxa" w:w="3110"/>
+          </w:tcPr>
+          <w:p>
+            <w:pPr>
+              <w:keepNext/>
+            </w:pPr>
             <w:r/>
             <w:r>
               <w:rPr>
@@ -4226,9 +4639,12 @@
         </w:tc>
         <w:tc>
           <w:tcPr>
-            <w:tcW w:type="dxa" w:w="3631"/>
-          </w:tcPr>
-          <w:p>
+            <w:tcW w:type="dxa" w:w="7356"/>
+          </w:tcPr>
+          <w:p>
+            <w:pPr>
+              <w:keepNext/>
+            </w:pPr>
             <w:r/>
             <w:r>
               <w:rPr>
@@ -4264,11 +4680,17 @@
         </w:tc>
       </w:tr>
       <w:tr>
-        <w:tc>
-          <w:tcPr>
-            <w:tcW w:type="dxa" w:w="1535"/>
-          </w:tcPr>
-          <w:p>
+        <w:trPr>
+          <w:cantSplit/>
+        </w:trPr>
+        <w:tc>
+          <w:tcPr>
+            <w:tcW w:type="dxa" w:w="3110"/>
+          </w:tcPr>
+          <w:p>
+            <w:pPr>
+              <w:keepNext/>
+            </w:pPr>
             <w:r/>
             <w:r>
               <w:rPr>
@@ -4293,9 +4715,12 @@
         </w:tc>
         <w:tc>
           <w:tcPr>
-            <w:tcW w:type="dxa" w:w="3631"/>
-          </w:tcPr>
-          <w:p>
+            <w:tcW w:type="dxa" w:w="7356"/>
+          </w:tcPr>
+          <w:p>
+            <w:pPr>
+              <w:keepNext/>
+            </w:pPr>
             <w:r/>
             <w:r>
               <w:rPr>
@@ -4331,11 +4756,17 @@
         </w:tc>
       </w:tr>
       <w:tr>
-        <w:tc>
-          <w:tcPr>
-            <w:tcW w:type="dxa" w:w="1535"/>
-          </w:tcPr>
-          <w:p>
+        <w:trPr>
+          <w:cantSplit/>
+        </w:trPr>
+        <w:tc>
+          <w:tcPr>
+            <w:tcW w:type="dxa" w:w="3110"/>
+          </w:tcPr>
+          <w:p>
+            <w:pPr>
+              <w:keepNext/>
+            </w:pPr>
             <w:r/>
             <w:r>
               <w:rPr>
@@ -4360,9 +4791,12 @@
         </w:tc>
         <w:tc>
           <w:tcPr>
-            <w:tcW w:type="dxa" w:w="3631"/>
-          </w:tcPr>
-          <w:p>
+            <w:tcW w:type="dxa" w:w="7356"/>
+          </w:tcPr>
+          <w:p>
+            <w:pPr>
+              <w:keepNext/>
+            </w:pPr>
             <w:r/>
             <w:r>
               <w:rPr>
@@ -4398,11 +4832,17 @@
         </w:tc>
       </w:tr>
       <w:tr>
-        <w:tc>
-          <w:tcPr>
-            <w:tcW w:type="dxa" w:w="1535"/>
-          </w:tcPr>
-          <w:p>
+        <w:trPr>
+          <w:cantSplit/>
+        </w:trPr>
+        <w:tc>
+          <w:tcPr>
+            <w:tcW w:type="dxa" w:w="3110"/>
+          </w:tcPr>
+          <w:p>
+            <w:pPr>
+              <w:keepNext/>
+            </w:pPr>
             <w:r/>
             <w:r>
               <w:rPr>
@@ -4427,9 +4867,12 @@
         </w:tc>
         <w:tc>
           <w:tcPr>
-            <w:tcW w:type="dxa" w:w="3631"/>
-          </w:tcPr>
-          <w:p>
+            <w:tcW w:type="dxa" w:w="7356"/>
+          </w:tcPr>
+          <w:p>
+            <w:pPr>
+              <w:keepNext/>
+            </w:pPr>
             <w:r/>
             <w:r>
               <w:rPr>
@@ -4465,9 +4908,12 @@
         </w:tc>
       </w:tr>
       <w:tr>
-        <w:tc>
-          <w:tcPr>
-            <w:tcW w:type="dxa" w:w="1535"/>
+        <w:trPr>
+          <w:cantSplit/>
+        </w:trPr>
+        <w:tc>
+          <w:tcPr>
+            <w:tcW w:type="dxa" w:w="3110"/>
           </w:tcPr>
           <w:p>
             <w:r/>
@@ -4494,7 +4940,7 @@
         </w:tc>
         <w:tc>
           <w:tcPr>
-            <w:tcW w:type="dxa" w:w="3631"/>
+            <w:tcW w:type="dxa" w:w="7356"/>
           </w:tcPr>
           <w:p>
             <w:r/>
@@ -4532,74 +4978,60 @@
         </w:tc>
       </w:tr>
     </w:tbl>
-    <w:tbl>
-      <w:tblPr>
-        <w:tblW w:type="auto" w:w="0"/>
-        <w:jc w:val="center"/>
-        <w:tblLayout w:type="fixed"/>
-        <w:tblLook w:firstColumn="1" w:firstRow="1" w:lastColumn="0" w:lastRow="0" w:noHBand="0" w:noVBand="1" w:val="04A0"/>
-        <w:tblLayout w:type="fixed"/>
-      </w:tblPr>
-      <w:tblGrid>
-        <w:gridCol w:w="5233"/>
-        <w:gridCol w:w="5233"/>
-      </w:tblGrid>
-      <w:tr>
-        <w:tc>
-          <w:tcPr>
-            <w:tcW w:type="dxa" w:w="5102"/>
-            <w:shd w:val="clear" w:color="auto" w:fill="E8E8E8"/>
-            <w:tcBorders>
-              <w:top w:val="nil"/>
-              <w:left w:val="nil"/>
-              <w:bottom w:val="nil"/>
-              <w:right w:val="single" w:sz="4" w:color="000000"/>
-            </w:tcBorders>
-          </w:tcPr>
-          <w:p>
-            <w:pPr>
-              <w:pStyle w:val="Heading1"/>
-            </w:pPr>
-            <w:r/>
-            <w:r>
-              <w:rPr>
-                <w:rFonts w:ascii="Calibri" w:hAnsi="Calibri"/>
-                <w:b/>
-                <w:i w:val="0"/>
-                <w:color w:val="000000"/>
-                <w:sz w:val="24"/>
-              </w:rPr>
-              <w:t>8.0 ПОВРЗАНИ ДОКУМЕНТИ</w:t>
-            </w:r>
-          </w:p>
-        </w:tc>
-        <w:tc>
-          <w:tcPr>
-            <w:tcW w:type="dxa" w:w="5102"/>
-            <w:shd w:val="clear" w:color="auto" w:fill="E8E8E8"/>
-            <w:tcBorders>
-              <w:top w:val="nil"/>
-              <w:left w:val="single" w:sz="4" w:color="000000"/>
-              <w:bottom w:val="nil"/>
-              <w:right w:val="nil"/>
-            </w:tcBorders>
-          </w:tcPr>
-          <w:p>
-            <w:r/>
-            <w:r>
-              <w:rPr>
-                <w:rFonts w:ascii="Calibri" w:hAnsi="Calibri"/>
-                <w:b/>
-                <w:i w:val="0"/>
-                <w:color w:val="595959"/>
-                <w:sz w:val="24"/>
-              </w:rPr>
-              <w:t>8.0 RELATED DOCUMENTS</w:t>
-            </w:r>
-          </w:p>
-        </w:tc>
-      </w:tr>
-    </w:tbl>
+    <w:p>
+      <w:pPr>
+        <w:keepNext/>
+        <w:spacing w:before="0" w:after="0" w:lineRule="exact" w:line="200"/>
+      </w:pPr>
+    </w:p>
+    <w:p>
+      <w:pPr>
+        <w:pStyle w:val="Heading1"/>
+        <w:keepNext/>
+        <w:tabs>
+          <w:tab w:pos="5233" w:val="left"/>
+        </w:tabs>
+        <w:spacing w:before="60" w:after="60"/>
+        <w:ind w:left="130" w:right="130"/>
+        <w:shd w:val="clear" w:color="auto" w:fill="E8E8E8"/>
+      </w:pPr>
+      <w:r>
+        <w:rPr>
+          <w:rFonts w:ascii="Calibri" w:hAnsi="Calibri"/>
+          <w:b/>
+          <w:i w:val="0"/>
+          <w:color w:val="000000"/>
+          <w:sz w:val="24"/>
+        </w:rPr>
+        <w:t>8.0 ПОВРЗАНИ ДОКУМЕНТИ</w:t>
+      </w:r>
+      <w:r>
+        <w:rPr>
+          <w:rFonts w:ascii="Calibri" w:hAnsi="Calibri"/>
+          <w:b w:val="0"/>
+          <w:i w:val="0"/>
+          <w:color w:val="000000"/>
+          <w:sz w:val="24"/>
+        </w:rPr>
+        <w:tab/>
+      </w:r>
+      <w:r>
+        <w:rPr>
+          <w:rFonts w:ascii="Calibri" w:hAnsi="Calibri"/>
+          <w:b/>
+          <w:i w:val="0"/>
+          <w:color w:val="595959"/>
+          <w:sz w:val="24"/>
+        </w:rPr>
+        <w:t>8.0 RELATED DOCUMENTS</w:t>
+      </w:r>
+    </w:p>
+    <w:p>
+      <w:pPr>
+        <w:keepNext/>
+        <w:spacing w:before="0" w:after="0" w:lineRule="exact" w:line="120"/>
+      </w:pPr>
+    </w:p>
     <w:tbl>
       <w:tblPr>
         <w:tblLook w:firstColumn="1" w:firstRow="1" w:lastColumn="0" w:lastRow="0" w:noHBand="0" w:noVBand="1" w:val="04A0"/>
@@ -4612,24 +5044,28 @@
           <w:insideV w:val="single" w:sz="4" w:space="0" w:color="000000"/>
         </w:tblBorders>
         <w:tblLayout w:type="fixed"/>
-        <w:tblW w:type="dxa" w:w="4867"/>
+        <w:tblW w:type="dxa" w:w="10466"/>
         <w:tblInd w:type="dxa" w:w="0"/>
         <w:jc w:val="center"/>
       </w:tblPr>
       <w:tblGrid>
-        <w:gridCol w:w="1236"/>
-        <w:gridCol w:w="3631"/>
+        <w:gridCol w:w="2658"/>
+        <w:gridCol w:w="7808"/>
       </w:tblGrid>
       <w:tr>
         <w:trPr>
+          <w:cantSplit/>
           <w:tblHeader w:val="true"/>
         </w:trPr>
         <w:tc>
           <w:tcPr>
             <w:shd w:val="clear" w:color="auto" w:fill="D9E2F3"/>
-            <w:tcW w:type="dxa" w:w="1236"/>
-          </w:tcPr>
-          <w:p>
+            <w:tcW w:type="dxa" w:w="2658"/>
+          </w:tcPr>
+          <w:p>
+            <w:pPr>
+              <w:keepNext/>
+            </w:pPr>
             <w:r/>
             <w:r>
               <w:rPr>
@@ -4666,9 +5102,12 @@
         <w:tc>
           <w:tcPr>
             <w:shd w:val="clear" w:color="auto" w:fill="D9E2F3"/>
-            <w:tcW w:type="dxa" w:w="3631"/>
-          </w:tcPr>
-          <w:p>
+            <w:tcW w:type="dxa" w:w="7808"/>
+          </w:tcPr>
+          <w:p>
+            <w:pPr>
+              <w:keepNext/>
+            </w:pPr>
             <w:r/>
             <w:r>
               <w:rPr>
@@ -4704,11 +5143,17 @@
         </w:tc>
       </w:tr>
       <w:tr>
-        <w:tc>
-          <w:tcPr>
-            <w:tcW w:type="dxa" w:w="1236"/>
-          </w:tcPr>
-          <w:p>
+        <w:trPr>
+          <w:cantSplit/>
+        </w:trPr>
+        <w:tc>
+          <w:tcPr>
+            <w:tcW w:type="dxa" w:w="2658"/>
+          </w:tcPr>
+          <w:p>
+            <w:pPr>
+              <w:keepNext/>
+            </w:pPr>
             <w:r/>
             <w:r>
               <w:rPr>
@@ -4733,9 +5178,12 @@
         </w:tc>
         <w:tc>
           <w:tcPr>
-            <w:tcW w:type="dxa" w:w="3631"/>
-          </w:tcPr>
-          <w:p>
+            <w:tcW w:type="dxa" w:w="7808"/>
+          </w:tcPr>
+          <w:p>
+            <w:pPr>
+              <w:keepNext/>
+            </w:pPr>
             <w:r/>
             <w:r>
               <w:rPr>
@@ -4771,11 +5219,17 @@
         </w:tc>
       </w:tr>
       <w:tr>
-        <w:tc>
-          <w:tcPr>
-            <w:tcW w:type="dxa" w:w="1236"/>
-          </w:tcPr>
-          <w:p>
+        <w:trPr>
+          <w:cantSplit/>
+        </w:trPr>
+        <w:tc>
+          <w:tcPr>
+            <w:tcW w:type="dxa" w:w="2658"/>
+          </w:tcPr>
+          <w:p>
+            <w:pPr>
+              <w:keepNext/>
+            </w:pPr>
             <w:r/>
             <w:r>
               <w:rPr>
@@ -4800,9 +5254,12 @@
         </w:tc>
         <w:tc>
           <w:tcPr>
-            <w:tcW w:type="dxa" w:w="3631"/>
-          </w:tcPr>
-          <w:p>
+            <w:tcW w:type="dxa" w:w="7808"/>
+          </w:tcPr>
+          <w:p>
+            <w:pPr>
+              <w:keepNext/>
+            </w:pPr>
             <w:r/>
             <w:r>
               <w:rPr>
@@ -4838,9 +5295,12 @@
         </w:tc>
       </w:tr>
       <w:tr>
-        <w:tc>
-          <w:tcPr>
-            <w:tcW w:type="dxa" w:w="1236"/>
+        <w:trPr>
+          <w:cantSplit/>
+        </w:trPr>
+        <w:tc>
+          <w:tcPr>
+            <w:tcW w:type="dxa" w:w="2658"/>
           </w:tcPr>
           <w:p>
             <w:r/>
@@ -4867,7 +5327,7 @@
         </w:tc>
         <w:tc>
           <w:tcPr>
-            <w:tcW w:type="dxa" w:w="3631"/>
+            <w:tcW w:type="dxa" w:w="7808"/>
           </w:tcPr>
           <w:p>
             <w:r/>
@@ -4894,9 +5354,12 @@
         </w:tc>
       </w:tr>
       <w:tr>
-        <w:tc>
-          <w:tcPr>
-            <w:tcW w:type="dxa" w:w="1236"/>
+        <w:trPr>
+          <w:cantSplit/>
+        </w:trPr>
+        <w:tc>
+          <w:tcPr>
+            <w:tcW w:type="dxa" w:w="2658"/>
           </w:tcPr>
           <w:p>
             <w:r/>
@@ -4923,7 +5386,7 @@
         </w:tc>
         <w:tc>
           <w:tcPr>
-            <w:tcW w:type="dxa" w:w="3631"/>
+            <w:tcW w:type="dxa" w:w="7808"/>
           </w:tcPr>
           <w:p>
             <w:r/>
@@ -4961,9 +5424,12 @@
         </w:tc>
       </w:tr>
       <w:tr>
-        <w:tc>
-          <w:tcPr>
-            <w:tcW w:type="dxa" w:w="1236"/>
+        <w:trPr>
+          <w:cantSplit/>
+        </w:trPr>
+        <w:tc>
+          <w:tcPr>
+            <w:tcW w:type="dxa" w:w="2658"/>
           </w:tcPr>
           <w:p>
             <w:r/>
@@ -4990,7 +5456,7 @@
         </w:tc>
         <w:tc>
           <w:tcPr>
-            <w:tcW w:type="dxa" w:w="3631"/>
+            <w:tcW w:type="dxa" w:w="7808"/>
           </w:tcPr>
           <w:p>
             <w:r/>
@@ -5028,9 +5494,12 @@
         </w:tc>
       </w:tr>
       <w:tr>
-        <w:tc>
-          <w:tcPr>
-            <w:tcW w:type="dxa" w:w="1236"/>
+        <w:trPr>
+          <w:cantSplit/>
+        </w:trPr>
+        <w:tc>
+          <w:tcPr>
+            <w:tcW w:type="dxa" w:w="2658"/>
           </w:tcPr>
           <w:p>
             <w:r/>
@@ -5057,7 +5526,7 @@
         </w:tc>
         <w:tc>
           <w:tcPr>
-            <w:tcW w:type="dxa" w:w="3631"/>
+            <w:tcW w:type="dxa" w:w="7808"/>
           </w:tcPr>
           <w:p>
             <w:r/>
@@ -5095,9 +5564,12 @@
         </w:tc>
       </w:tr>
       <w:tr>
-        <w:tc>
-          <w:tcPr>
-            <w:tcW w:type="dxa" w:w="1236"/>
+        <w:trPr>
+          <w:cantSplit/>
+        </w:trPr>
+        <w:tc>
+          <w:tcPr>
+            <w:tcW w:type="dxa" w:w="2658"/>
           </w:tcPr>
           <w:p>
             <w:r/>
@@ -5124,7 +5596,7 @@
         </w:tc>
         <w:tc>
           <w:tcPr>
-            <w:tcW w:type="dxa" w:w="3631"/>
+            <w:tcW w:type="dxa" w:w="7808"/>
           </w:tcPr>
           <w:p>
             <w:r/>
@@ -5162,9 +5634,12 @@
         </w:tc>
       </w:tr>
       <w:tr>
-        <w:tc>
-          <w:tcPr>
-            <w:tcW w:type="dxa" w:w="1236"/>
+        <w:trPr>
+          <w:cantSplit/>
+        </w:trPr>
+        <w:tc>
+          <w:tcPr>
+            <w:tcW w:type="dxa" w:w="2658"/>
           </w:tcPr>
           <w:p>
             <w:r/>
@@ -5191,7 +5666,7 @@
         </w:tc>
         <w:tc>
           <w:tcPr>
-            <w:tcW w:type="dxa" w:w="3631"/>
+            <w:tcW w:type="dxa" w:w="7808"/>
           </w:tcPr>
           <w:p>
             <w:r/>
@@ -5229,74 +5704,60 @@
         </w:tc>
       </w:tr>
     </w:tbl>
-    <w:tbl>
-      <w:tblPr>
-        <w:tblW w:type="auto" w:w="0"/>
-        <w:jc w:val="center"/>
-        <w:tblLayout w:type="fixed"/>
-        <w:tblLook w:firstColumn="1" w:firstRow="1" w:lastColumn="0" w:lastRow="0" w:noHBand="0" w:noVBand="1" w:val="04A0"/>
-        <w:tblLayout w:type="fixed"/>
-      </w:tblPr>
-      <w:tblGrid>
-        <w:gridCol w:w="5233"/>
-        <w:gridCol w:w="5233"/>
-      </w:tblGrid>
-      <w:tr>
-        <w:tc>
-          <w:tcPr>
-            <w:tcW w:type="dxa" w:w="5102"/>
-            <w:shd w:val="clear" w:color="auto" w:fill="E8E8E8"/>
-            <w:tcBorders>
-              <w:top w:val="nil"/>
-              <w:left w:val="nil"/>
-              <w:bottom w:val="nil"/>
-              <w:right w:val="single" w:sz="4" w:color="000000"/>
-            </w:tcBorders>
-          </w:tcPr>
-          <w:p>
-            <w:pPr>
-              <w:pStyle w:val="Heading1"/>
-            </w:pPr>
-            <w:r/>
-            <w:r>
-              <w:rPr>
-                <w:rFonts w:ascii="Calibri" w:hAnsi="Calibri"/>
-                <w:b/>
-                <w:i w:val="0"/>
-                <w:color w:val="000000"/>
-                <w:sz w:val="24"/>
-              </w:rPr>
-              <w:t>9.0 РЕВИЗИЈА</w:t>
-            </w:r>
-          </w:p>
-        </w:tc>
-        <w:tc>
-          <w:tcPr>
-            <w:tcW w:type="dxa" w:w="5102"/>
-            <w:shd w:val="clear" w:color="auto" w:fill="E8E8E8"/>
-            <w:tcBorders>
-              <w:top w:val="nil"/>
-              <w:left w:val="single" w:sz="4" w:color="000000"/>
-              <w:bottom w:val="nil"/>
-              <w:right w:val="nil"/>
-            </w:tcBorders>
-          </w:tcPr>
-          <w:p>
-            <w:r/>
-            <w:r>
-              <w:rPr>
-                <w:rFonts w:ascii="Calibri" w:hAnsi="Calibri"/>
-                <w:b/>
-                <w:i w:val="0"/>
-                <w:color w:val="595959"/>
-                <w:sz w:val="24"/>
-              </w:rPr>
-              <w:t>9.0 REVISION</w:t>
-            </w:r>
-          </w:p>
-        </w:tc>
-      </w:tr>
-    </w:tbl>
+    <w:p>
+      <w:pPr>
+        <w:keepNext/>
+        <w:spacing w:before="0" w:after="0" w:lineRule="exact" w:line="200"/>
+      </w:pPr>
+    </w:p>
+    <w:p>
+      <w:pPr>
+        <w:pStyle w:val="Heading1"/>
+        <w:keepNext/>
+        <w:tabs>
+          <w:tab w:pos="5233" w:val="left"/>
+        </w:tabs>
+        <w:spacing w:before="60" w:after="60"/>
+        <w:ind w:left="130" w:right="130"/>
+        <w:shd w:val="clear" w:color="auto" w:fill="E8E8E8"/>
+      </w:pPr>
+      <w:r>
+        <w:rPr>
+          <w:rFonts w:ascii="Calibri" w:hAnsi="Calibri"/>
+          <w:b/>
+          <w:i w:val="0"/>
+          <w:color w:val="000000"/>
+          <w:sz w:val="24"/>
+        </w:rPr>
+        <w:t>9.0 РЕВИЗИЈА</w:t>
+      </w:r>
+      <w:r>
+        <w:rPr>
+          <w:rFonts w:ascii="Calibri" w:hAnsi="Calibri"/>
+          <w:b w:val="0"/>
+          <w:i w:val="0"/>
+          <w:color w:val="000000"/>
+          <w:sz w:val="24"/>
+        </w:rPr>
+        <w:tab/>
+      </w:r>
+      <w:r>
+        <w:rPr>
+          <w:rFonts w:ascii="Calibri" w:hAnsi="Calibri"/>
+          <w:b/>
+          <w:i w:val="0"/>
+          <w:color w:val="595959"/>
+          <w:sz w:val="24"/>
+        </w:rPr>
+        <w:t>9.0 REVISION</w:t>
+      </w:r>
+    </w:p>
+    <w:p>
+      <w:pPr>
+        <w:keepNext/>
+        <w:spacing w:before="0" w:after="0" w:lineRule="exact" w:line="120"/>
+      </w:pPr>
+    </w:p>
     <w:tbl>
       <w:tblPr>
         <w:tblLook w:firstColumn="1" w:firstRow="1" w:lastColumn="0" w:lastRow="0" w:noHBand="0" w:noVBand="1" w:val="04A0"/>
@@ -5320,6 +5781,7 @@
       </w:tblGrid>
       <w:tr>
         <w:trPr>
+          <w:cantSplit/>
           <w:tblHeader w:val="true"/>
         </w:trPr>
         <w:tc>
@@ -5328,6 +5790,9 @@
             <w:tcW w:type="dxa" w:w="2974"/>
           </w:tcPr>
           <w:p>
+            <w:pPr>
+              <w:keepNext/>
+            </w:pPr>
             <w:r/>
             <w:r>
               <w:rPr>
@@ -5367,6 +5832,9 @@
             <w:tcW w:type="dxa" w:w="1474"/>
           </w:tcPr>
           <w:p>
+            <w:pPr>
+              <w:keepNext/>
+            </w:pPr>
             <w:r/>
             <w:r>
               <w:rPr>
@@ -5406,6 +5874,9 @@
             <w:tcW w:type="dxa" w:w="6017"/>
           </w:tcPr>
           <w:p>
+            <w:pPr>
+              <w:keepNext/>
+            </w:pPr>
             <w:r/>
             <w:r>
               <w:rPr>
@@ -5441,6 +5912,9 @@
         </w:tc>
       </w:tr>
       <w:tr>
+        <w:trPr>
+          <w:cantSplit/>
+        </w:trPr>
         <w:tc>
           <w:tcPr>
             <w:tcW w:type="dxa" w:w="2974"/>

--- a/deliverables/inland_transport_2026-10/docx/QASOP_0XX.docx
+++ b/deliverables/inland_transport_2026-10/docx/QASOP_0XX.docx
@@ -682,7 +682,7 @@
                 <w:color w:val="000000"/>
                 <w:sz w:val="22"/>
               </w:rPr>
-              <w:t>Целта на оваа СОП е да ја пропише методологијата заснована на ризик со која се докажува и одржува дека секоја транспортна рута (лента) што ја користи Пјурли Плант за копнен транспорт на опојни дроги — комбинација на место на испраќање, место на прием, патека, возило, пакување и сезона — постојано ги одржува пропишаните услови на температура и влага и интегритетот на пратката, во најлоши реални услови.</w:t>
+              <w:t>Целта на оваа СОП е да ја пропише методологијата заснована на ризик со која се докажува и одржува дека секоја транспортна рута (лента) што ја користи Пјурли Плант за копнен транспорт на опојни дроги — комбинација на место на испраќање, место на прием, патека, возило, конфигурација на палети и сезона — постојано ги одржува пропишаните услови на температура и влага и интегритетот на пратката, во најлоши реални услови.</w:t>
             </w:r>
           </w:p>
         </w:tc>
@@ -710,7 +710,7 @@
                 <w:color w:val="595959"/>
                 <w:sz w:val="22"/>
               </w:rPr>
-              <w:t>The purpose of this SOP is to prescribe the risk-based methodology by which Purely Plant demonstrates and maintains that every transport lane it uses for inland transport of narcotic drugs — the combination of dispatch point, receipt point, route, vehicle, packaging and season — consistently maintains the prescribed temperature and humidity conditions and consignment integrity under worst-case real conditions.</w:t>
+              <w:t>The purpose of this SOP is to prescribe the risk-based methodology by which Purely Plant demonstrates and maintains that every transport lane it uses for inland transport of narcotic drugs — the combination of dispatch point, receipt point, route, vehicle, pallet configuration and season — consistently maintains the prescribed temperature and humidity conditions and consignment integrity under worst-case real conditions.</w:t>
             </w:r>
           </w:p>
         </w:tc>
@@ -961,7 +961,7 @@
                 <w:color w:val="000000"/>
                 <w:sz w:val="22"/>
               </w:rPr>
-              <w:t>Оваа СОП се применува на: (а) возилата на договорната обезбедувачка компанија (температурно контролиран товарен простор) што се користат за WHSOP_003; (б) транспортните контејнери и пасивните ладилници (квалифицирани пакувања); (в) рутите од локацијата Којлија 1043, Петровец, до сите домашни примачи според WHSOP_003; и (г) логерите за температура и влага што се користат за мапирање и рутинско следење.</w:t>
+              <w:t>Оваа СОП се применува на: (а) транспортните возила (камиони) што се користат според WHSOP_003, со или без активна контрола на температура; (б) конфигурацијата на пакување: картон со 10 кеси, голема палета (8 картони) и мала палета (4 картони) на евро-палета, завиткани со стреч-фолија и термо-ќебе, како и квалификуваните ладилници; (в) рутите од локацијата Којлија 1043, Петровец, до сите домашни примачи според WHSOP_003; и (г) логерите: USB логерите за температура и влага (мапирање) и логерите за еднократна употреба (во палетите).</w:t>
             </w:r>
           </w:p>
         </w:tc>
@@ -989,7 +989,7 @@
                 <w:color w:val="595959"/>
                 <w:sz w:val="22"/>
               </w:rPr>
-              <w:t>This SOP applies to: (a) the vehicles of the contracted security company (temperature-controlled load space) used under WHSOP_003; (b) the transport containers and passive cool boxes (qualified packaging); (c) the lanes from the Kojlija 1043, Petrovec site to all domestic consignees under WHSOP_003; and (d) the temperature and humidity loggers used for mapping and routine monitoring.</w:t>
+              <w:t>This SOP applies to: (a) the transport vehicles (trucks) used under WHSOP_003, with or without active temperature control; (b) the packaging configuration: a carton of 10 bags, a large pallet (8 cartons) and a small pallet (4 cartons) on a Euro pallet, wrapped in stretch film and a thermal blanket, as well as the qualified cool boxes; (c) the lanes from the Kojlija 1043, Petrovec site to all domestic consignees under WHSOP_003; and (d) the loggers: the USB temperature and humidity loggers (mapping) and the single-use loggers (in the pallets).</w:t>
             </w:r>
           </w:p>
         </w:tc>
@@ -1081,7 +1081,7 @@
                 <w:color w:val="000000"/>
                 <w:sz w:val="22"/>
               </w:rPr>
-              <w:t>Не ги опфаќа: валидацијата на увозни и извозни (авио) рути според WHSOP_002 — која се изведува со истата методологија во посебен протокол; транспортот на мостри за контрола на квалитет до надворешни лаборатории, кој е предмет на PP-QC-SOP-025; квалификацијата на складишта и простории (QAS-03-003); и валидацијата на компјутерски системи за GPS/логери (QAS-03-002).</w:t>
+              <w:t>Не ги опфаќа: валидацијата на увозни и извозни (авио) рути според WHSOP_002 — која се изведува со истата методологија во посебен протокол; транспортот на мостри за контрола на квалитет до надворешни лаборатории, кој е предмет на PP-QC-SOP-025; квалификацијата на складишта и простории (QAS-03-003); и целосната валидација на компјутерскиот систем на софтверот на USB логерите (QAS-03-002) — оваа СОП ја бара само верификацијата во 6.4.4.</w:t>
             </w:r>
           </w:p>
         </w:tc>
@@ -1109,7 +1109,7 @@
                 <w:color w:val="595959"/>
                 <w:sz w:val="22"/>
               </w:rPr>
-              <w:t>It does not cover: validation of import and export (air) lanes per WHSOP_002 — performed with the same methodology in a separate protocol; the transport of quality-control samples to external laboratories, which is the subject of PP-QC-SOP-025; qualification of warehouses and premises (QAS-03-003); and validation of GPS/logger computer systems (QAS-03-002).</w:t>
+              <w:t>It does not cover: validation of import and export (air) lanes per WHSOP_002 — performed with the same methodology in a separate protocol; the transport of quality-control samples to external laboratories, which is the subject of PP-QC-SOP-025; qualification of warehouses and premises (QAS-03-003); and full computerised-system validation of the USB logger software (QAS-03-002) — this SOP requires only the verification in 6.4.4.</w:t>
             </w:r>
           </w:p>
         </w:tc>
@@ -1201,7 +1201,7 @@
                 <w:color w:val="000000"/>
                 <w:sz w:val="22"/>
               </w:rPr>
-              <w:t>Сопствени возила на Пјурли Плант, нови пакувања и рути преку граница се додаваат преку контрола на промени и ревизија на Планот за валидација (QASOP_0XX_A01).</w:t>
+              <w:t>Нови возила, нови конфигурации на пакување, електронско следење и рути преку граница се додаваат преку контрола на промени и ревизија на Планот за валидација (QASOP_0XX_A01).</w:t>
             </w:r>
           </w:p>
         </w:tc>
@@ -1229,7 +1229,7 @@
                 <w:color w:val="595959"/>
                 <w:sz w:val="22"/>
               </w:rPr>
-              <w:t>Purely Plant's own vehicles, new packaging and cross-border lanes are added through change control and revision of the Validation Plan (QASOP_0XX_A01).</w:t>
+              <w:t>New vehicles, new packaging configurations, electronic tracking and cross-border lanes are added through change control and revision of the Validation Plan (QASOP_0XX_A01).</w:t>
             </w:r>
           </w:p>
         </w:tc>
@@ -1360,7 +1360,7 @@
                 <w:color w:val="000000"/>
                 <w:sz w:val="22"/>
               </w:rPr>
-              <w:t>Раководител на Сектор QA: го одобрува Планот за валидација, протоколите и извештаите; го води регистарот на рути (A06); ги одобрува отстапувањата и CAPA; доделува статус QUALIFIED.</w:t>
+              <w:t>Раководител на Сектор QA: го одобрува Планот за валидација, протоколите и извештаите; го води регистарот на рути (A06); ги одобрува отстапувањата и CAPA; доделува статус QUALIFIED; ги презема и чува податоците од логерите.</w:t>
             </w:r>
           </w:p>
         </w:tc>
@@ -1388,7 +1388,7 @@
                 <w:color w:val="595959"/>
                 <w:sz w:val="22"/>
               </w:rPr>
-              <w:t>QA Manager: approves the Validation Plan, protocols and reports; maintains the lane register (A06); approves deviations and CAPA; assigns QUALIFIED status.</w:t>
+              <w:t>QA Manager: approves the Validation Plan, protocols and reports; maintains the lane register (A06); approves deviations and CAPA; assigns QUALIFIED status; downloads and retains the logger data.</w:t>
             </w:r>
           </w:p>
         </w:tc>
@@ -1476,7 +1476,7 @@
                 <w:color w:val="000000"/>
                 <w:sz w:val="22"/>
               </w:rPr>
-              <w:t>Техничко одржување: обезбедува калибрирани логери (сертификат за калибрација следлив до национални/меѓународни еталони, неодреденост ≤ ±0,5 °C и ≤ ±3 % RH), ги конфигурира и ги презема податоците.</w:t>
+              <w:t>Техничко одржување: ги одржува и калибрира USB логерите (сертификат следлив до национални/меѓународни еталони, неодреденост ≤ ±0,5 °C и ≤ ±3 % RH), ги конфигурира и ја спроведува верификацијата на софтверот; ја доставува техничката документација за возилото и (ако постои) уредот за контрола на температура.</w:t>
             </w:r>
           </w:p>
         </w:tc>
@@ -1504,7 +1504,7 @@
                 <w:color w:val="595959"/>
                 <w:sz w:val="22"/>
               </w:rPr>
-              <w:t>Technical Maintenance: provides calibrated loggers (calibration certificate traceable to national/international standards, uncertainty ≤ ±0.5 °C and ≤ ±3 % RH), configures them and downloads the data.</w:t>
+              <w:t>Technical Maintenance: maintains and calibrates the USB loggers (certificate traceable to national/international standards, uncertainty ≤ ±0.5 °C and ≤ ±3 % RH), configures them and performs the software verification; provides the technical documentation of the vehicle and (if fitted) the temperature-control unit.</w:t>
             </w:r>
           </w:p>
         </w:tc>
@@ -1534,7 +1534,7 @@
                 <w:color w:val="000000"/>
                 <w:sz w:val="22"/>
               </w:rPr>
-              <w:t>Договорна обезбедувачка компанија: го става на располагање возилото и посадата за OQ/PQ, ја доставува техничката документација за климатизацијата и известува за секоја промена на возилото или опремата (Технички договор за квалитет).</w:t>
+              <w:t>Логистика: ги обезбедува возилото, палетите, картоните, стреч-фолијата и термо-ќебињата во конфигурацијата што се квалификува и симулираниот товар за тестовите.</w:t>
             </w:r>
           </w:p>
         </w:tc>
@@ -1562,7 +1562,7 @@
                 <w:color w:val="595959"/>
                 <w:sz w:val="22"/>
               </w:rPr>
-              <w:t>Contracted security company: makes the vehicle and crew available for OQ/PQ, provides the technical documentation of the climate-control unit and notifies any change of vehicle or equipment (Technical Quality Agreement).</w:t>
+              <w:t>Logistics: provides the vehicle, pallets, cartons, stretch film and thermal blankets in the configuration being qualified, and the simulated load for the tests.</w:t>
             </w:r>
           </w:p>
         </w:tc>
@@ -1871,6 +1871,64 @@
                 <w:color w:val="000000"/>
                 <w:sz w:val="22"/>
               </w:rPr>
+              <w:t>EudraLex Vol. 4, Annex 11 (Computerised Systems, 2011) — софтвер за преземање на податоците од USB логерите; Part I Chapter 4 (документација).</w:t>
+            </w:r>
+          </w:p>
+        </w:tc>
+        <w:tc>
+          <w:tcPr>
+            <w:tcW w:type="dxa" w:w="5102"/>
+            <w:tcBorders>
+              <w:top w:val="nil"/>
+              <w:left w:val="single" w:sz="4" w:color="000000"/>
+              <w:bottom w:val="nil"/>
+              <w:right w:val="nil"/>
+            </w:tcBorders>
+          </w:tcPr>
+          <w:p>
+            <w:pPr>
+              <w:spacing w:before="0" w:after="120"/>
+              <w:jc w:val="both"/>
+            </w:pPr>
+            <w:r/>
+            <w:r>
+              <w:rPr>
+                <w:rFonts w:ascii="Calibri" w:hAnsi="Calibri"/>
+                <w:b w:val="0"/>
+                <w:i w:val="0"/>
+                <w:color w:val="595959"/>
+                <w:sz w:val="22"/>
+              </w:rPr>
+              <w:t>EudraLex Vol. 4, Annex 11 (Computerised Systems, 2011) — software for downloading the USB logger data; Part I Chapter 4 (documentation).</w:t>
+            </w:r>
+          </w:p>
+        </w:tc>
+      </w:tr>
+      <w:tr>
+        <w:tc>
+          <w:tcPr>
+            <w:tcW w:type="dxa" w:w="5102"/>
+            <w:tcBorders>
+              <w:top w:val="nil"/>
+              <w:left w:val="nil"/>
+              <w:bottom w:val="nil"/>
+              <w:right w:val="single" w:sz="4" w:color="000000"/>
+            </w:tcBorders>
+          </w:tcPr>
+          <w:p>
+            <w:pPr>
+              <w:spacing w:before="0" w:after="120"/>
+              <w:jc w:val="both"/>
+            </w:pPr>
+            <w:r/>
+            <w:r>
+              <w:rPr>
+                <w:rFonts w:ascii="Calibri" w:hAnsi="Calibri"/>
+                <w:b w:val="0"/>
+                <w:i w:val="0"/>
+                <w:color w:val="000000"/>
+                <w:sz w:val="22"/>
+              </w:rPr>
               <w:t>Guidelines on Good Distribution Practice (2013/C 343/01), Chapter 9.2 (транспорт — одржување на условите), 9.3 (контејнери, пакување и означување) и 9.4 (производи со посебни услови).</w:t>
             </w:r>
           </w:p>
@@ -1929,7 +1987,7 @@
                 <w:color w:val="000000"/>
                 <w:sz w:val="22"/>
               </w:rPr>
-              <w:t>WHO TRS No. 961 (2011), Annex 9, и техничките додатоци (WHO TRS No. 992, 2015, Annex 5): Supplement 7 (Qualification of temperature-controlled road vehicles), Supplement 8 (Temperature mapping of storage areas), Supplement 12 (Temperature and humidity monitoring systems for transport operations), Supplement 13 (Qualification of shipping containers), Supplement 14 (Transport route profiling qualification).</w:t>
+              <w:t>WHO TRS No. 961 (2011), Annex 9, и техничките додатоци (WHO TRS No. 992, 2015, Annex 5): Supplement 7 (квалификација на температурно контролирани друмски возила), Supplement 8 (температурно мапирање), Supplement 12 (системи за следење на температура и влага при транспорт), Supplement 13 (квалификација на контејнери за испорака), Supplement 14 (квалификација на профилот на рутата).</w:t>
             </w:r>
           </w:p>
         </w:tc>
@@ -1957,7 +2015,7 @@
                 <w:color w:val="595959"/>
                 <w:sz w:val="22"/>
               </w:rPr>
-              <w:t>WHO TRS No. 961 (2011), Annex 9, и техничките додатоци (WHO TRS No. 992, 2015, Annex 5): Supplement 7 (Qualification of temperature-controlled road vehicles), Supplement 8 (Temperature mapping of storage areas), Supplement 12 (Temperature and humidity monitoring systems for transport operations), Supplement 13 (Qualification of shipping containers), Supplement 14 (Transport route profiling qualification).</w:t>
+              <w:t>WHO TRS No. 961 (2011), Annex 9, and its technical supplements (WHO TRS No. 992, 2015, Annex 5): Supplement 7 (Qualification of temperature-controlled road vehicles), Supplement 8 (Temperature mapping of storage areas), Supplement 12 (Temperature and humidity monitoring systems for transport operations), Supplement 13 (Qualification of shipping containers), Supplement 14 (Transport route profiling qualification).</w:t>
             </w:r>
           </w:p>
         </w:tc>
@@ -2107,7 +2165,7 @@
                 <w:color w:val="000000"/>
                 <w:sz w:val="22"/>
               </w:rPr>
-              <w:t>Validation Master Plan (QAS-02.00); QAS-03-001 Квалификација на опрема; QAS-04-001 Управување со ризик; QAS-08-001 Контрола на промени; WHSOP_003.</w:t>
+              <w:t>Validation Master Plan (QAS-02.00); QAS-03-001 Квалификација на опрема; QAS-03-002 Валидација на компјутерски системи; QAS-04-001 Управување со ризик; QAS-08-001 Контрола на промени; WHSOP_003.</w:t>
             </w:r>
           </w:p>
         </w:tc>
@@ -2135,7 +2193,7 @@
                 <w:color w:val="595959"/>
                 <w:sz w:val="22"/>
               </w:rPr>
-              <w:t>Validation Master Plan (QAS-02.00); QAS-03-001 Equipment Qualification; QAS-04-001 Risk Management; QAS-08-001 Change Control; WHSOP_003.</w:t>
+              <w:t>Validation Master Plan (QAS-02.00); QAS-03-001 Equipment Qualification; QAS-03-002 Computerised System Validation; QAS-04-001 Risk Management; QAS-08-001 Change Control; WHSOP_003.</w:t>
             </w:r>
           </w:p>
         </w:tc>
@@ -2328,7 +2386,7 @@
                 <w:color w:val="000000"/>
                 <w:sz w:val="22"/>
               </w:rPr>
-              <w:t>Рута (лента) — дефинирана комбинација на место на испраќање, место на прием, патека, возило или пакување и сезона, која се квалификува како целина; код Lnn (на пр. L01).</w:t>
+              <w:t>Рута (лента) — дефинирана комбинација на место на испраќање, место на прием, патека, возило, конфигурација на палети и сезона, која се квалификува како целина; код Lnn (на пр. L01).</w:t>
             </w:r>
           </w:p>
         </w:tc>
@@ -2356,7 +2414,7 @@
                 <w:color w:val="595959"/>
                 <w:sz w:val="22"/>
               </w:rPr>
-              <w:t>Lane — a defined combination of dispatch point, receipt point, route, vehicle or packaging and season, qualified as a whole; code Lnn (e.g. L01).</w:t>
+              <w:t>Lane — a defined combination of dispatch point, receipt point, route, vehicle, pallet configuration and season, qualified as a whole; code Lnn (e.g. L01).</w:t>
             </w:r>
           </w:p>
         </w:tc>
@@ -2386,7 +2444,7 @@
                 <w:color w:val="000000"/>
                 <w:sz w:val="22"/>
               </w:rPr>
-              <w:t>Оперативна квалификација (OQ) — документиран доказ дека возилото / пакувањето ги одржува условите во целиот товарен простор во празна и полна состојба, при екстремни сезонски услови и при предизвикани нарушувања (отворање врата, прекин на напојување).</w:t>
+              <w:t>Оперативна квалификација (OQ) — документиран доказ дека возилото, со палетите во квалификуваната конфигурација, ги одржува условите во целиот товарен простор и во палетите, во празна и полна состојба, при екстремни сезонски услови и при предизвикани нарушувања (отворање врата и, кај активна контрола, прекин на напојување).</w:t>
             </w:r>
           </w:p>
         </w:tc>
@@ -2414,7 +2472,7 @@
                 <w:color w:val="595959"/>
                 <w:sz w:val="22"/>
               </w:rPr>
-              <w:t>Operational qualification (OQ) — documented evidence that the vehicle / packaging maintains the conditions throughout the load space when empty and loaded, under seasonal extremes and under induced disturbances (door opening, power interruption).</w:t>
+              <w:t>Operational qualification (OQ) — documented evidence that the vehicle, with the pallets in the qualified configuration, maintains the conditions throughout the load space and within the pallets, empty and loaded, under seasonal extremes and under induced disturbances (door opening and, with active control, power interruption).</w:t>
             </w:r>
           </w:p>
         </w:tc>
@@ -2502,7 +2560,7 @@
                 <w:color w:val="000000"/>
                 <w:sz w:val="22"/>
               </w:rPr>
-              <w:t>Температурно мапирање — истовремено мерење на температура (и влага) на дефинирани точки во товарниот простор за да се утврдат жешките и студените точки.</w:t>
+              <w:t>Температурно мапирање — истовремено мерење на температура и влага на дефинирани точки во товарниот простор и во палетите за да се утврдат жешките и студените точки.</w:t>
             </w:r>
           </w:p>
         </w:tc>
@@ -2530,7 +2588,7 @@
                 <w:color w:val="595959"/>
                 <w:sz w:val="22"/>
               </w:rPr>
-              <w:t>Temperature mapping — simultaneous measurement of temperature (and humidity) at defined points in the load space to identify the hot and cold spots.</w:t>
+              <w:t>Temperature mapping — simultaneous measurement of temperature and humidity at defined points in the load space and within the pallets to identify the hot and cold spots.</w:t>
             </w:r>
           </w:p>
         </w:tc>
@@ -2560,7 +2618,7 @@
                 <w:color w:val="000000"/>
                 <w:sz w:val="22"/>
               </w:rPr>
-              <w:t>Време на задржување (hold time) — времето од губење на активната контрола (исклучена климатизација) до првото излегување на која било точка надвор од опсегот.</w:t>
+              <w:t>Време на задржување (hold time) — кај активна контрола: времето од губење на контролата до првото излегување на која било точка надвор од опсегот; кај пасивна заштита: најдолгото време во кое сите логери во палетите остануваат во опсегот при сезонскиот екстрем на амбиентот.</w:t>
             </w:r>
           </w:p>
         </w:tc>
@@ -2588,7 +2646,123 @@
                 <w:color w:val="595959"/>
                 <w:sz w:val="22"/>
               </w:rPr>
-              <w:t>Hold time — the time from loss of active control (climate control off) to the first point leaving the range.</w:t>
+              <w:t>Hold time — with active control: the time from loss of control to the first point leaving the range; with passive protection: the longest time during which all loggers within the pallets remain within range at the seasonal ambient extreme.</w:t>
+            </w:r>
+          </w:p>
+        </w:tc>
+      </w:tr>
+      <w:tr>
+        <w:tc>
+          <w:tcPr>
+            <w:tcW w:type="dxa" w:w="5102"/>
+            <w:tcBorders>
+              <w:top w:val="nil"/>
+              <w:left w:val="nil"/>
+              <w:bottom w:val="nil"/>
+              <w:right w:val="single" w:sz="4" w:color="000000"/>
+            </w:tcBorders>
+          </w:tcPr>
+          <w:p>
+            <w:pPr>
+              <w:spacing w:before="0" w:after="120"/>
+              <w:jc w:val="both"/>
+            </w:pPr>
+            <w:r/>
+            <w:r>
+              <w:rPr>
+                <w:rFonts w:ascii="Calibri" w:hAnsi="Calibri"/>
+                <w:b w:val="0"/>
+                <w:i w:val="0"/>
+                <w:color w:val="000000"/>
+                <w:sz w:val="22"/>
+              </w:rPr>
+              <w:t>USB логер — калибриран логер за температура и влага за повеќекратна употреба (Пјурли Плант располага со 10), се користи за мапирање и како рутински логер во товарниот простор.</w:t>
+            </w:r>
+          </w:p>
+        </w:tc>
+        <w:tc>
+          <w:tcPr>
+            <w:tcW w:type="dxa" w:w="5102"/>
+            <w:tcBorders>
+              <w:top w:val="nil"/>
+              <w:left w:val="single" w:sz="4" w:color="000000"/>
+              <w:bottom w:val="nil"/>
+              <w:right w:val="nil"/>
+            </w:tcBorders>
+          </w:tcPr>
+          <w:p>
+            <w:pPr>
+              <w:spacing w:before="0" w:after="120"/>
+              <w:jc w:val="both"/>
+            </w:pPr>
+            <w:r/>
+            <w:r>
+              <w:rPr>
+                <w:rFonts w:ascii="Calibri" w:hAnsi="Calibri"/>
+                <w:b w:val="0"/>
+                <w:i w:val="0"/>
+                <w:color w:val="595959"/>
+                <w:sz w:val="22"/>
+              </w:rPr>
+              <w:t>USB logger — a calibrated reusable temperature and humidity logger (Purely Plant holds 10), used for mapping and as the routine load-space logger.</w:t>
+            </w:r>
+          </w:p>
+        </w:tc>
+      </w:tr>
+      <w:tr>
+        <w:tc>
+          <w:tcPr>
+            <w:tcW w:type="dxa" w:w="5102"/>
+            <w:tcBorders>
+              <w:top w:val="nil"/>
+              <w:left w:val="nil"/>
+              <w:bottom w:val="nil"/>
+              <w:right w:val="single" w:sz="4" w:color="000000"/>
+            </w:tcBorders>
+          </w:tcPr>
+          <w:p>
+            <w:pPr>
+              <w:spacing w:before="0" w:after="120"/>
+              <w:jc w:val="both"/>
+            </w:pPr>
+            <w:r/>
+            <w:r>
+              <w:rPr>
+                <w:rFonts w:ascii="Calibri" w:hAnsi="Calibri"/>
+                <w:b w:val="0"/>
+                <w:i w:val="0"/>
+                <w:color w:val="000000"/>
+                <w:sz w:val="22"/>
+              </w:rPr>
+              <w:t>Логер за еднократна употреба — калибриран температурен логер со фабрички сертификат за серијата, се поставува во палетите при OQ, PQ и рутински транспорт.</w:t>
+            </w:r>
+          </w:p>
+        </w:tc>
+        <w:tc>
+          <w:tcPr>
+            <w:tcW w:type="dxa" w:w="5102"/>
+            <w:tcBorders>
+              <w:top w:val="nil"/>
+              <w:left w:val="single" w:sz="4" w:color="000000"/>
+              <w:bottom w:val="nil"/>
+              <w:right w:val="nil"/>
+            </w:tcBorders>
+          </w:tcPr>
+          <w:p>
+            <w:pPr>
+              <w:spacing w:before="0" w:after="120"/>
+              <w:jc w:val="both"/>
+            </w:pPr>
+            <w:r/>
+            <w:r>
+              <w:rPr>
+                <w:rFonts w:ascii="Calibri" w:hAnsi="Calibri"/>
+                <w:b w:val="0"/>
+                <w:i w:val="0"/>
+                <w:color w:val="595959"/>
+                <w:sz w:val="22"/>
+              </w:rPr>
+              <w:t>Single-use logger — a calibrated temperature logger with a factory lot certificate, placed in the pallets during OQ, PQ and routine transport.</w:t>
             </w:r>
           </w:p>
         </w:tc>
@@ -2738,7 +2912,7 @@
                 <w:color w:val="000000"/>
                 <w:sz w:val="22"/>
               </w:rPr>
-              <w:t>OQ; PQ; RA; VP — план за валидација; MKT; RH; GDP; GMP; QA; QP; CAPA; SOP.</w:t>
+              <w:t>OQ; PQ; RA; VP — план за валидација; G/M — голема/мала палета (L/S); MKT; RH; GDP; GMP; QA; QP; CAPA; SOP.</w:t>
             </w:r>
           </w:p>
         </w:tc>
@@ -2766,7 +2940,7 @@
                 <w:color w:val="595959"/>
                 <w:sz w:val="22"/>
               </w:rPr>
-              <w:t>OQ; PQ; RA; VP — validation plan; MKT; RH; GDP; GMP; QA; QP; CAPA; SOP.</w:t>
+              <w:t>OQ; PQ; RA; VP — validation plan; L/S — large/small pallet (G/M); MKT; RH; GDP; GMP; QA; QP; CAPA; SOP.</w:t>
             </w:r>
           </w:p>
         </w:tc>
@@ -2959,7 +3133,7 @@
                 <w:color w:val="000000"/>
                 <w:sz w:val="22"/>
               </w:rPr>
-              <w:t>Валидацијата на секоја рута се изведува по редослед, без прескокнување фаза: (1) процена на ризик и План за валидација (A01) → (2) одобрен Протокол (A02) со однапред дефинирани критериуми → (3) OQ мапирање на возилото/пакувањето (A03) → (4) PQ — три пратки (A04) → (5) Извештај (A05) и одобрение од QA и QP → (6) внес во регистарот со статус QUALIFIED (A06) → (7) рутинско следење и периодична реквалификација. Следната фаза започнува само по писмено одобрение на претходната од QA.</w:t>
+              <w:t>Валидацијата на секоја рута се изведува по редослед, без прескокнување фаза: (1) процена на ризик и План за валидација (A01) → (2) одобрен Протокол (A02) со однапред дефинирани критериуми → (3) OQ мапирање на возилото со палети (A03) → (4) PQ — три пратки (A04) → (5) Извештај (A05) и одобрение од QA и QP → (6) внес во регистарот со статус QUALIFIED (A06) → (7) рутинско следење и периодична реквалификација. Следната фаза започнува само по писмено одобрение на претходната од QA.</w:t>
             </w:r>
           </w:p>
         </w:tc>
@@ -2987,7 +3161,7 @@
                 <w:color w:val="595959"/>
                 <w:sz w:val="22"/>
               </w:rPr>
-              <w:t>Validation of each lane follows this order, without skipping a stage: (1) risk assessment and Validation Plan (A01) → (2) approved Protocol (A02) with pre-defined criteria → (3) OQ mapping of the vehicle/packaging (A03) → (4) PQ — three shipments (A04) → (5) Report (A05) and QA and QP approval → (6) entry in the register with QUALIFIED status (A06) → (7) routine monitoring and periodic requalification. The next stage starts only after written QA approval of the previous one.</w:t>
+              <w:t>Validation of each lane follows this order, without skipping a stage: (1) risk assessment and Validation Plan (A01) → (2) approved Protocol (A02) with pre-defined criteria → (3) OQ mapping of the vehicle with pallets (A03) → (4) PQ — three shipments (A04) → (5) Report (A05) and QA and QP approval → (6) entry in the register with QUALIFIED status (A06) → (7) routine monitoring and periodic requalification. The next stage starts only after written QA approval of the previous one.</w:t>
             </w:r>
           </w:p>
         </w:tc>
@@ -3079,7 +3253,7 @@
                 <w:color w:val="000000"/>
                 <w:sz w:val="22"/>
               </w:rPr>
-              <w:t>6.2.1 За секоја рута тимот ги евидентира во A01: растојание и максимално времетраење (вклучително сообраќајни застои), сезонски екстреми на амбиентот (историски податоци за Скопје), вид на материјал и неговиот опсег, возило/пакување, точки на ракување и безбедносни ризици. Ризиците се оценуваат со FMEA (веројатност × последица × откривање) според QAS-04-001.</w:t>
+              <w:t>6.2.1 За секоја рута тимот ги евидентира во A01: растојание и максимално времетраење (вклучително сообраќајни застои и чекање на придружувањето), сезонски екстреми на амбиентот (историски податоци за Скопје), вид на материјал и неговиот опсег, возило (активна или пасивна заштита), конфигурација и максимален број на палети, точки на ракување и безбедносни ризици. Ризиците се оценуваат со FMEA (веројатност × последица × откривање) според QAS-04-001.</w:t>
             </w:r>
           </w:p>
         </w:tc>
@@ -3107,7 +3281,7 @@
                 <w:color w:val="595959"/>
                 <w:sz w:val="22"/>
               </w:rPr>
-              <w:t>6.2.1 For each lane the team records in A01: distance and maximum duration (including traffic delays), seasonal ambient extremes (historical data for Skopje), material type and its range, vehicle/packaging, handling points and security risks. Risks are rated by FMEA (likelihood × severity × detectability) per QAS-04-001.</w:t>
+              <w:t>6.2.1 For each lane the team records in A01: distance and maximum duration (including traffic delays and waiting for the escort), seasonal ambient extremes (historical data for Skopje), material type and its range, vehicle (active or passive protection), configuration and maximum number of pallets, handling points and security risks. Risks are rated by FMEA (likelihood × severity × detectability) per QAS-04-001.</w:t>
             </w:r>
           </w:p>
         </w:tc>
@@ -3137,7 +3311,7 @@
                 <w:color w:val="000000"/>
                 <w:sz w:val="22"/>
               </w:rPr>
-              <w:t>6.2.2 Групирање (bracketing): рутите со исто возило/пакување и времетраење до најдолгата квалификувана рута може да се покријат со квалификацијата на најдолгата („најлош случај“), ако A01 го образложи и QA го одобри.</w:t>
+              <w:t>6.2.2 Групирање (bracketing): рутите со исто возило, иста конфигурација на палети и времетраење до најдолгата квалификувана рута може да се покријат со квалификацијата на најдолгата („најлош случај“), ако A01 го образложи и QA го одобри. Малата палета (4 картони) има помала термичка маса и е најлош случај за конфигурацијата; ако се квалификува мала палета, големата е покриена, но не и обратно.</w:t>
             </w:r>
           </w:p>
         </w:tc>
@@ -3165,7 +3339,7 @@
                 <w:color w:val="595959"/>
                 <w:sz w:val="22"/>
               </w:rPr>
-              <w:t>6.2.2 Bracketing: lanes using the same vehicle/packaging with a duration up to that of the longest qualified lane may be covered by the qualification of the longest ("worst case") lane, where A01 justifies it and QA approves.</w:t>
+              <w:t>6.2.2 Bracketing: lanes with the same vehicle, the same pallet configuration and a duration up to that of the longest qualified lane may be covered by the qualification of the longest ("worst case") lane, where A01 justifies it and QA approves. The small pallet (4 cartons) has less thermal mass and is the worst case for the configuration; qualifying the small pallet covers the large one, but not the reverse.</w:t>
             </w:r>
           </w:p>
         </w:tc>
@@ -3319,7 +3493,7 @@
                 <w:color w:val="000000"/>
                 <w:sz w:val="22"/>
               </w:rPr>
-              <w:t>6.4 OQ — температурно мапирање на возилото/пакувањето</w:t>
+              <w:t>6.4 OQ — температурно мапирање на возилото со палети</w:t>
             </w:r>
           </w:p>
         </w:tc>
@@ -3347,7 +3521,7 @@
                 <w:color w:val="595959"/>
                 <w:sz w:val="22"/>
               </w:rPr>
-              <w:t>6.4 OQ — temperature mapping of the vehicle/packaging</w:t>
+              <w:t>6.4 OQ — temperature mapping of the vehicle with pallets</w:t>
             </w:r>
           </w:p>
         </w:tc>
@@ -3377,7 +3551,7 @@
                 <w:color w:val="000000"/>
                 <w:sz w:val="22"/>
               </w:rPr>
-              <w:t>6.4.1 Логери: најмалку 9 во товарниот простор (8 агли — горе/долу, напред/назад, лево/десно — и геометрискиот центар), 1 кај вратата, 1 на излезот на климатизацијата и 1 надвор (амбиент); интервал 1 мин; калибрирани пред и проверени по мапирањето. За пасивно пакување: 5 логери (центар и 4 агли на товарот) и 1 надвор.</w:t>
+              <w:t>6.4.1 USB логери (10): P1–P8 во аглите на товарниот простор (горе/долу, напред кон кабината / назад кон вратите, лево/десно), на околу 10 cm од ѕидовите; „долу“ на околу 10 cm над подот, „горе“ на висината на врвот на натоварените палети; P9 во геометрискиот центар; P10 надвор (амбиент), во сенка и заштитен од директно сонце и издувни гасови. Позициите P3, P4, P7 и P8 (кон вратите) го покриваат тестот со отворање на врата. Интервал 1 мин.</w:t>
             </w:r>
           </w:p>
         </w:tc>
@@ -3405,7 +3579,7 @@
                 <w:color w:val="595959"/>
                 <w:sz w:val="22"/>
               </w:rPr>
-              <w:t>6.4.1 Loggers: at least 9 in the load space (8 corners — top/bottom, front/rear, left/right — and the geometric centre), 1 at the door, 1 at the climate-control outlet and 1 outside (ambient); interval 1 min; calibrated before and checked after mapping. For passive packaging: 5 loggers (centre and 4 corners of the load) and 1 outside.</w:t>
+              <w:t>6.4.1 USB loggers (10): P1–P8 at the corners of the load space (top/bottom, front towards the cab / rear towards the doors, left/right), about 10 cm from the walls; "bottom" about 10 cm above the floor, "top" at the height of the top of the loaded pallets; P9 at the geometric centre; P10 outside (ambient), shaded and protected from direct sun and exhaust. Positions P3, P4, P7 and P8 (towards the doors) cover the door-opening test. Interval 1 min.</w:t>
             </w:r>
           </w:p>
         </w:tc>
@@ -3435,7 +3609,7 @@
                 <w:color w:val="000000"/>
                 <w:sz w:val="22"/>
               </w:rPr>
-              <w:t>6.4.2 Тестови: (а) празно возило — стабилизација и време до опсег по вклучување; (б) полно возило со претставителен товар (максимална конфигурација) — времетраење ≥ 125 % од најдолгото очекувано патување; (в) тест со отворање на врата: 2 × 5 мин (симулација на прием/предавање); (г) тест со прекин на напојување — мерење на времето на задржување; (д) сезонско мапирање: летно (амбиент ≥ 30 °C) и зимско (амбиент ≤ 0 °C).</w:t>
+              <w:t>6.4.2 Логери за еднократна употреба во тестовите со товар: по 2 во секоја палета — (Е1) горен слој, аголот свртен кон вратите, меѓу два картона под термо-ќебето; (Е2) долен слој, во центарот на палетата меѓу картоните (кај мала палета со еден слој: аголот свртен кон кабината). Двете позиции се кандидати за рутинската позиција во WHSOP_003 §6.4.5; OQ ја потврдува или ја менува.</w:t>
             </w:r>
           </w:p>
         </w:tc>
@@ -3463,7 +3637,7 @@
                 <w:color w:val="595959"/>
                 <w:sz w:val="22"/>
               </w:rPr>
-              <w:t>6.4.2 Tests: (a) empty vehicle — stabilisation and time to range after start; (b) loaded vehicle with a representative load (maximum configuration) — duration ≥ 125 % of the longest expected journey; (c) door-opening test: 2 × 5 min (simulating receipt/hand-over); (d) power-interruption test — measurement of hold time; (e) seasonal mapping: summer (ambient ≥ 30 °C) and winter (ambient ≤ 0 °C).</w:t>
+              <w:t>6.4.2 Single-use loggers in the loaded tests: 2 in every pallet — (E1) top layer, the corner facing the doors, between two cartons under the thermal blanket; (E2) bottom layer, at the centre of the pallet between the cartons (for a single-layer small pallet: the corner facing the cab). Both positions are candidates for the routine position in WHSOP_003 §6.4.5; OQ confirms or changes it.</w:t>
             </w:r>
           </w:p>
         </w:tc>
@@ -3493,7 +3667,7 @@
                 <w:color w:val="000000"/>
                 <w:sz w:val="22"/>
               </w:rPr>
-              <w:t>6.4.3 Критериуми за прифаќање: сите логери во товарниот простор во опсегот во текот на целиот тест (по стабилизацијата); враќање во опсег во рок ≤ 15 мин по секое отворање на врата; време на задржување ≥ максималното предвидено време на прекин од A01 (најмалку 60 мин); MKT во опсегот; жешката и студената точка се идентификувани и документирани за поставување на рутинскиот логер.</w:t>
+              <w:t>6.4.3 Тестови: (а) празно возило — профил на товарниот простор наспроти амбиентот (кај активна контрола: стабилизација и време до опсег); (б) полно возило со претставителен товар во максималната конфигурација (картони со симулирани кеси со иста маса, завиткани како во рутина) — времетраење ≥ 125 % од најдолгото очекувано патување; (в) отворање на врата: 2 × 5 мин (симулација на предавање и прием); (г) само кај активна контрола: прекин на напојување — мерење на времето на задржување; (д) сезонско мапирање со товар: летно (амбиент ≥ 30 °C) и зимско (амбиент ≤ 0 °C). Кај пасивна заштита, тестовите (б) и (д) го даваат времето на задржување.</w:t>
             </w:r>
           </w:p>
         </w:tc>
@@ -3521,7 +3695,123 @@
                 <w:color w:val="595959"/>
                 <w:sz w:val="22"/>
               </w:rPr>
-              <w:t>6.4.3 Acceptance criteria: all load-space loggers within range throughout the test (after stabilisation); return to range within ≤ 15 min after each door opening; hold time ≥ the maximum foreseen interruption from A01 (at least 60 min); MKT within range; hot and cold spots identified and documented for placing the routine logger.</w:t>
+              <w:t>6.4.3 Tests: (a) empty vehicle — load-space profile against ambient (with active control: stabilisation and time to range); (b) loaded vehicle with a representative load in the maximum configuration (cartons with simulated bags of the same mass, wrapped as in routine) — duration ≥ 125 % of the longest expected journey; (c) door opening: 2 × 5 min (simulating hand-over and receipt); (d) only with active control: power interruption — measurement of hold time; (e) seasonal mapping with load: summer (ambient ≥ 30 °C) and winter (ambient ≤ 0 °C). With passive protection, tests (b) and (e) give the hold time.</w:t>
+            </w:r>
+          </w:p>
+        </w:tc>
+      </w:tr>
+      <w:tr>
+        <w:tc>
+          <w:tcPr>
+            <w:tcW w:type="dxa" w:w="5102"/>
+            <w:tcBorders>
+              <w:top w:val="nil"/>
+              <w:left w:val="nil"/>
+              <w:bottom w:val="nil"/>
+              <w:right w:val="single" w:sz="4" w:color="000000"/>
+            </w:tcBorders>
+          </w:tcPr>
+          <w:p>
+            <w:pPr>
+              <w:spacing w:before="0" w:after="120"/>
+              <w:jc w:val="both"/>
+            </w:pPr>
+            <w:r/>
+            <w:r>
+              <w:rPr>
+                <w:rFonts w:ascii="Calibri" w:hAnsi="Calibri"/>
+                <w:b w:val="0"/>
+                <w:i w:val="0"/>
+                <w:color w:val="000000"/>
+                <w:sz w:val="22"/>
+              </w:rPr>
+              <w:t>6.4.4 Пред OQ: калибрацијата на USB логерите е важечка и се проверува во една точка (споредба со референтен термометар, Δ ≤ 0,5 °C) пред и по мапирањето; часовниците се синхронизирани; софтверот за преземање е верификуван (точна конфигурација, неизменливи изворни датотеки, временски печат, контрола на пристап) и изворните датотеки се чуваат со сериски број и SHA-256. За логерите за еднократна употреба се чува сертификатот на серијата и се проверува рокот на употреба.</w:t>
+            </w:r>
+          </w:p>
+        </w:tc>
+        <w:tc>
+          <w:tcPr>
+            <w:tcW w:type="dxa" w:w="5102"/>
+            <w:tcBorders>
+              <w:top w:val="nil"/>
+              <w:left w:val="single" w:sz="4" w:color="000000"/>
+              <w:bottom w:val="nil"/>
+              <w:right w:val="nil"/>
+            </w:tcBorders>
+          </w:tcPr>
+          <w:p>
+            <w:pPr>
+              <w:spacing w:before="0" w:after="120"/>
+              <w:jc w:val="both"/>
+            </w:pPr>
+            <w:r/>
+            <w:r>
+              <w:rPr>
+                <w:rFonts w:ascii="Calibri" w:hAnsi="Calibri"/>
+                <w:b w:val="0"/>
+                <w:i w:val="0"/>
+                <w:color w:val="595959"/>
+                <w:sz w:val="22"/>
+              </w:rPr>
+              <w:t>6.4.4 Before OQ: the USB logger calibration is valid and is checked at one point (comparison with a reference thermometer, Δ ≤ 0.5 °C) before and after mapping; clocks are synchronised; the download software is verified (correct configuration, unalterable original files, time stamp, access control) and the original files are retained with serial number and SHA-256. For single-use loggers the lot certificate is retained and the expiry date is checked.</w:t>
+            </w:r>
+          </w:p>
+        </w:tc>
+      </w:tr>
+      <w:tr>
+        <w:tc>
+          <w:tcPr>
+            <w:tcW w:type="dxa" w:w="5102"/>
+            <w:tcBorders>
+              <w:top w:val="nil"/>
+              <w:left w:val="nil"/>
+              <w:bottom w:val="nil"/>
+              <w:right w:val="single" w:sz="4" w:color="000000"/>
+            </w:tcBorders>
+          </w:tcPr>
+          <w:p>
+            <w:pPr>
+              <w:spacing w:before="0" w:after="120"/>
+              <w:jc w:val="both"/>
+            </w:pPr>
+            <w:r/>
+            <w:r>
+              <w:rPr>
+                <w:rFonts w:ascii="Calibri" w:hAnsi="Calibri"/>
+                <w:b w:val="0"/>
+                <w:i w:val="0"/>
+                <w:color w:val="000000"/>
+                <w:sz w:val="22"/>
+              </w:rPr>
+              <w:t>6.4.5 Критериуми за прифаќање: сите логери во палетите (Е1, Е2) во опсегот во текот на целиот тест; логерите во товарниот простор во опсегот по стабилизацијата, или — кај пасивна заштита — разликата меѓу воздухот и палетите документирана; враќање во опсег во рок ≤ 15 мин по секое отворање на врата; време на задржување ≥ максималното предвидено време од A01 (најмалку 60 мин); MKT во опсегот; жешката и студената точка во товарниот простор и во палетата се идентификувани и документирани за рутинските позиции.</w:t>
+            </w:r>
+          </w:p>
+        </w:tc>
+        <w:tc>
+          <w:tcPr>
+            <w:tcW w:type="dxa" w:w="5102"/>
+            <w:tcBorders>
+              <w:top w:val="nil"/>
+              <w:left w:val="single" w:sz="4" w:color="000000"/>
+              <w:bottom w:val="nil"/>
+              <w:right w:val="nil"/>
+            </w:tcBorders>
+          </w:tcPr>
+          <w:p>
+            <w:pPr>
+              <w:spacing w:before="0" w:after="120"/>
+              <w:jc w:val="both"/>
+            </w:pPr>
+            <w:r/>
+            <w:r>
+              <w:rPr>
+                <w:rFonts w:ascii="Calibri" w:hAnsi="Calibri"/>
+                <w:b w:val="0"/>
+                <w:i w:val="0"/>
+                <w:color w:val="595959"/>
+                <w:sz w:val="22"/>
+              </w:rPr>
+              <w:t>6.4.5 Acceptance criteria: all loggers within the pallets (E1, E2) within range throughout the test; load-space loggers within range after stabilisation, or — with passive protection — the difference between air and pallets documented; return to range within ≤ 15 min after each door opening; hold time ≥ the maximum foreseen time from A01 (at least 60 min); MKT within range; hot and cold spots in the load space and in the pallet identified and documented for the routine positions.</w:t>
             </w:r>
           </w:p>
         </w:tc>
@@ -3613,7 +3903,7 @@
                 <w:color w:val="000000"/>
                 <w:sz w:val="22"/>
               </w:rPr>
-              <w:t>6.5.1 PQ се изведува по завршена и одобрена OQ, со три последователни пратки по рутата, со реален производ или симулиран товар со иста термичка маса и конфигурација, со рутинскиот логер поставен на жешката/студената точка од OQ и најмалку 2 дополнителни логери. Барем една пратка мора да падне во сезоната на најлош случај за опсегот (лето за 15–25 °C).</w:t>
+              <w:t>6.5.1 PQ се изведува по завршена и одобрена OQ, со три последователни пратки по рутата, со реален производ или симулиран товар со иста маса и конфигурација на палети. Логери: по 2 за еднократна употреба во секоја палета (Е1, Е2 од 6.4.2) и 3 USB логери во товарниот простор — на жешката точка, на студената точка од OQ и надвор (амбиент). Барем една пратка мора да падне во сезоната на најлош случај за опсегот (лето за 15–25 °C).</w:t>
             </w:r>
           </w:p>
         </w:tc>
@@ -3641,7 +3931,7 @@
                 <w:color w:val="595959"/>
                 <w:sz w:val="22"/>
               </w:rPr>
-              <w:t>6.5.1 PQ is performed after OQ is completed and approved, with three consecutive shipments on the lane, with real product or a simulated load of the same thermal mass and configuration, with the routine logger at the OQ hot/cold spot and at least 2 additional loggers. At least one shipment must fall in the worst-case season for the range (summer for 15–25 °C).</w:t>
+              <w:t>6.5.1 PQ is performed after OQ is completed and approved, with three consecutive shipments on the lane, with real product or a simulated load of the same mass and pallet configuration. Loggers: 2 single-use in every pallet (E1, E2 from 6.4.2) and 3 USB loggers in the load space — at the OQ hot spot, at the OQ cold spot and outside (ambient). At least one shipment must fall in the worst-case season for the range (summer for 15–25 °C).</w:t>
             </w:r>
           </w:p>
         </w:tc>
@@ -3671,7 +3961,7 @@
                 <w:color w:val="000000"/>
                 <w:sz w:val="22"/>
               </w:rPr>
-              <w:t>6.5.2 Секоја PQ пратка се изведува целосно според WHSOP_003 (известувања, пломби, ланец на надзор) и се евидентира во A04. Критериуми: сите логери во опсег во текот на целото патување; пломбите цели; времетраењето ≤ квалификуваното; ланецот на надзор комплетен; пакувањето без оштетување.</w:t>
+              <w:t>6.5.2 Секоја PQ пратка се изведува целосно според WHSOP_003 (барање до МВР и полициско придружување, етикети и листи на пакување, ланец на надзор) и се евидентира во A04. Критериуми: сите логери во палетите во опсег во текот на целото патување; пломбите и завиткувањето цели; времетраењето ≤ квалификуваното; ланецот на надзор комплетен; палетите без оштетување.</w:t>
             </w:r>
           </w:p>
         </w:tc>
@@ -3699,7 +3989,7 @@
                 <w:color w:val="595959"/>
                 <w:sz w:val="22"/>
               </w:rPr>
-              <w:t>6.5.2 Each PQ shipment is performed in full per WHSOP_003 (notifications, seals, chain of custody) and recorded in A04. Criteria: all loggers within range throughout the journey; seals intact; duration ≤ the qualified duration; chain of custody complete; packaging undamaged.</w:t>
+              <w:t>6.5.2 Each PQ shipment is performed in full per WHSOP_003 (MoIA request and police escort, labels and packing lists, chain of custody) and recorded in A04. Criteria: all pallet loggers within range throughout the journey; seals and wrapping intact; duration ≤ the qualified duration; chain of custody complete; pallets undamaged.</w:t>
             </w:r>
           </w:p>
         </w:tc>
@@ -3911,7 +4201,7 @@
                 <w:color w:val="000000"/>
                 <w:sz w:val="22"/>
               </w:rPr>
-              <w:t>Извештајот (A05) ги сумира сите резултати наспроти критериумите, сите отстапувања и нивното решавање и препорака за статус. По одобрение од QA и QP, рутата се внесува во A06 како QUALIFIED со датум на важност; ограничувањата (сезона, максимално времетраење, максимален товар, позиција на логерот) се наведуваат и се пренесуваат во TRA на WHSOP_003.</w:t>
+              <w:t>Извештајот (A05) ги сумира сите резултати наспроти критериумите, сите отстапувања и нивното решавање и препорака за статус. По одобрение од QA и QP, рутата се внесува во A06 како QUALIFIED со датум на важност; ограничувањата (сезона, максимално времетраење, максимален број и тип на палети, рутински позиции на логерите) се наведуваат и се пренесуваат во TRA на WHSOP_003.</w:t>
             </w:r>
           </w:p>
         </w:tc>
@@ -3939,7 +4229,7 @@
                 <w:color w:val="595959"/>
                 <w:sz w:val="22"/>
               </w:rPr>
-              <w:t>The report (A05) summarises all results against the criteria, all deviations and their resolution, and a status recommendation. After QA and QP approval, the lane is entered in A06 as QUALIFIED with a validity date; limitations (season, maximum duration, maximum load, logger position) are stated and carried into the WHSOP_003 TRA.</w:t>
+              <w:t>The report (A05) summarises all results against the criteria, all deviations and their resolution, and a status recommendation. After QA and QP approval, the lane is entered in A06 as QUALIFIED with a validity date; limitations (season, maximum duration, maximum number and type of pallets, routine logger positions) are stated and carried into the WHSOP_003 TRA.</w:t>
             </w:r>
           </w:p>
         </w:tc>
@@ -4151,7 +4441,7 @@
                 <w:color w:val="000000"/>
                 <w:sz w:val="22"/>
               </w:rPr>
-              <w:t>6.9.1 Секоја рутинска пратка се следи со логер (WHSOP_003); QA квартално ги трендира податоците по рута (мин., макс., MKT, екскурзии) во A06.</w:t>
+              <w:t>6.9.1 Секоја рутинска пратка се следи според WHSOP_003 §6.4.5: еден логер за еднократна употреба во секоја палета на позицијата потврдена со OQ/PQ и еден USB логер во товарниот простор на жешката точка. QA квартално ги трендира податоците по рута (мин., макс., MKT, аларми) во A06.</w:t>
             </w:r>
           </w:p>
         </w:tc>
@@ -4179,7 +4469,7 @@
                 <w:color w:val="595959"/>
                 <w:sz w:val="22"/>
               </w:rPr>
-              <w:t>6.9.1 Every routine shipment is monitored with a logger (WHSOP_003); QA trends the data per lane quarterly (min., max., MKT, excursions) in A06.</w:t>
+              <w:t>6.9.1 Every routine shipment is monitored per WHSOP_003 §6.4.5: one single-use logger in every pallet at the position confirmed by OQ/PQ and one USB logger in the load space at the hot spot. QA trends the data per lane quarterly (min., max., MKT, alarms) in A06.</w:t>
             </w:r>
           </w:p>
         </w:tc>
@@ -4209,7 +4499,7 @@
                 <w:color w:val="000000"/>
                 <w:sz w:val="22"/>
               </w:rPr>
-              <w:t>6.9.2 Реквалификација: годишно (сезонско PQ — една летна и една зимска пратка) и вонредно при: промена на возилото, климатизацијата или пакувањето; промена на рутата или максималното времетраење; промена на превозникот; потврдена екскурзија со непозната причина; негативен тренд. Обемот (целосна OQ+PQ или само PQ) го одредува QA со процена на ризик преку контрола на промени.</w:t>
+              <w:t>6.9.2 Реквалификација: годишно (сезонско PQ — една летна и една зимска пратка) и вонредно при: промена на возилото или уредот за контрола на температура; промена на конфигурацијата на палети, картоните, стреч-фолијата или термо-ќебињата; промена на рутата или максималното времетраење; потврдена екскурзија со непозната причина; негативен тренд. Обемот (целосна OQ+PQ или само PQ) го одредува QA со процена на ризик преку контрола на промени.</w:t>
             </w:r>
           </w:p>
         </w:tc>
@@ -4237,7 +4527,7 @@
                 <w:color w:val="595959"/>
                 <w:sz w:val="22"/>
               </w:rPr>
-              <w:t>6.9.2 Requalification: annually (seasonal PQ — one summer and one winter shipment) and additionally upon: change of vehicle, climate-control unit or packaging; change of route or maximum duration; change of carrier; a confirmed excursion of unknown cause; an adverse trend. The scope (full OQ+PQ or PQ only) is set by QA through risk assessment under change control.</w:t>
+              <w:t>6.9.2 Requalification: annually (seasonal PQ — one summer and one winter shipment) and additionally upon: change of vehicle or temperature-control unit; change of pallet configuration, cartons, stretch film or thermal blankets; change of route or maximum duration; a confirmed excursion of unknown cause; an adverse trend. The scope (full OQ+PQ or PQ only) is set by QA through risk assessment under change control.</w:t>
             </w:r>
           </w:p>
         </w:tc>
@@ -4329,7 +4619,7 @@
                 <w:color w:val="000000"/>
                 <w:sz w:val="22"/>
               </w:rPr>
-              <w:t>Членовите на тимот за валидација се обучуваат за оваа СОП, за ракување со логери и за WHSOP_003 пред учеството; обуката се евидентира (HR-01-006).</w:t>
+              <w:t>Членовите на тимот за валидација се обучуваат за оваа СОП, за ракување со USB логерите и логерите за еднократна употреба, за софтверот за преземање и за WHSOP_003 пред учеството; обуката се евидентира (HR-01-006).</w:t>
             </w:r>
           </w:p>
         </w:tc>
@@ -4357,7 +4647,7 @@
                 <w:color w:val="595959"/>
                 <w:sz w:val="22"/>
               </w:rPr>
-              <w:t>Validation team members are trained on this SOP, logger handling and WHSOP_003 before taking part; training is recorded (HR-01-006).</w:t>
+              <w:t>Validation team members are trained on this SOP, on handling the USB and single-use loggers, on the download software and on WHSOP_003 before taking part; training is recorded (HR-01-006).</w:t>
             </w:r>
           </w:p>
         </w:tc>
@@ -5419,6 +5709,76 @@
                 <w:sz w:val="14"/>
               </w:rPr>
               <w:t>Equipment Qualification</w:t>
+            </w:r>
+          </w:p>
+        </w:tc>
+      </w:tr>
+      <w:tr>
+        <w:trPr>
+          <w:cantSplit/>
+        </w:trPr>
+        <w:tc>
+          <w:tcPr>
+            <w:tcW w:type="dxa" w:w="2658"/>
+          </w:tcPr>
+          <w:p>
+            <w:r/>
+            <w:r>
+              <w:rPr>
+                <w:rFonts w:ascii="Calibri" w:hAnsi="Calibri"/>
+                <w:b w:val="0"/>
+                <w:i w:val="0"/>
+                <w:color w:val="000000"/>
+                <w:sz w:val="22"/>
+              </w:rPr>
+              <w:t>QAS-03-002</w:t>
+            </w:r>
+            <w:r>
+              <w:rPr>
+                <w:rFonts w:ascii="Calibri" w:hAnsi="Calibri"/>
+                <w:b w:val="0"/>
+                <w:i w:val="0"/>
+                <w:color w:val="000000"/>
+                <w:sz w:val="14"/>
+              </w:rPr>
+            </w:r>
+          </w:p>
+        </w:tc>
+        <w:tc>
+          <w:tcPr>
+            <w:tcW w:type="dxa" w:w="7808"/>
+          </w:tcPr>
+          <w:p>
+            <w:r/>
+            <w:r>
+              <w:rPr>
+                <w:rFonts w:ascii="Calibri" w:hAnsi="Calibri"/>
+                <w:b w:val="0"/>
+                <w:i w:val="0"/>
+                <w:color w:val="000000"/>
+                <w:sz w:val="22"/>
+              </w:rPr>
+              <w:t>Валидација на компјутерски системи</w:t>
+            </w:r>
+            <w:r>
+              <w:rPr>
+                <w:rFonts w:ascii="Calibri" w:hAnsi="Calibri"/>
+                <w:b w:val="0"/>
+                <w:i w:val="0"/>
+                <w:color w:val="000000"/>
+                <w:sz w:val="14"/>
+              </w:rPr>
+              <w:t xml:space="preserve"> | </w:t>
+            </w:r>
+            <w:r>
+              <w:rPr>
+                <w:rFonts w:ascii="Calibri" w:hAnsi="Calibri"/>
+                <w:b w:val="0"/>
+                <w:i w:val="0"/>
+                <w:color w:val="000000"/>
+                <w:sz w:val="14"/>
+              </w:rPr>
+              <w:t>Computerised System Validation</w:t>
             </w:r>
           </w:p>
         </w:tc>

--- a/deliverables/inland_transport_2026-10/docx/QASOP_0XX.docx
+++ b/deliverables/inland_transport_2026-10/docx/QASOP_0XX.docx
@@ -961,7 +961,7 @@
                 <w:color w:val="000000"/>
                 <w:sz w:val="22"/>
               </w:rPr>
-              <w:t>Оваа СОП се применува на: (а) транспортните возила (камиони) што се користат според WHSOP_003, со или без активна контрола на температура; (б) конфигурацијата на пакување: картон со 10 кеси, голема палета (8 картони) и мала палета (4 картони) на евро-палета, завиткани со стреч-фолија и термо-ќебе, како и квалификуваните ладилници; (в) рутите од локацијата Којлија 1043, Петровец, до сите домашни примачи според WHSOP_003; и (г) логерите: USB логерите за температура и влага (мапирање) и логерите за еднократна употреба (во палетите).</w:t>
+              <w:t>Оваа СОП се применува на: (а) транспортните возила (камиони) на договорениот превозник што се користат според WHSOP_003, со или без активна контрола на температура; (б) конфигурацијата на пакување: картон со 10 кеси, голема палета (8 картони) и мала палета (4 картони) на евро-палета, завиткани со стреч-фолија и термо-ќебе, како и квалификуваните ладилници; (в) рутите од локацијата Којлија 1043, Петровец, до сите домашни примачи според WHSOP_003; и (г) логерите: USB логерите за температура и влага (мапирање) и логерите за еднократна употреба (во палетите).</w:t>
             </w:r>
           </w:p>
         </w:tc>
@@ -989,7 +989,7 @@
                 <w:color w:val="595959"/>
                 <w:sz w:val="22"/>
               </w:rPr>
-              <w:t>This SOP applies to: (a) the transport vehicles (trucks) used under WHSOP_003, with or without active temperature control; (b) the packaging configuration: a carton of 10 bags, a large pallet (8 cartons) and a small pallet (4 cartons) on a Euro pallet, wrapped in stretch film and a thermal blanket, as well as the qualified cool boxes; (c) the lanes from the Kojlija 1043, Petrovec site to all domestic consignees under WHSOP_003; and (d) the loggers: the USB temperature and humidity loggers (mapping) and the single-use loggers (in the pallets).</w:t>
+              <w:t>This SOP applies to: (a) the transport vehicles (trucks) of the contracted carrier used under WHSOP_003, with or without active temperature control; (b) the packaging configuration: a carton of 10 bags, a large pallet (8 cartons) and a small pallet (4 cartons) on a Euro pallet, wrapped in stretch film and a thermal blanket, as well as the qualified cool boxes; (c) the lanes from the Kojlija 1043, Petrovec site to all domestic consignees under WHSOP_003; and (d) the loggers: the USB temperature and humidity loggers (mapping) and the single-use loggers (in the pallets).</w:t>
             </w:r>
           </w:p>
         </w:tc>
@@ -1476,7 +1476,7 @@
                 <w:color w:val="000000"/>
                 <w:sz w:val="22"/>
               </w:rPr>
-              <w:t>Техничко одржување: ги одржува и калибрира USB логерите (сертификат следлив до национални/меѓународни еталони, неодреденост ≤ ±0,5 °C и ≤ ±3 % RH), ги конфигурира и ја спроведува верификацијата на софтверот; ја доставува техничката документација за возилото и (ако постои) уредот за контрола на температура.</w:t>
+              <w:t>Техничко одржување: ги одржува и калибрира USB логерите (сертификат следлив до национални/меѓународни еталони, неодреденост ≤ ±0,5 °C и ≤ ±3 % RH), ги конфигурира и ја спроведува верификацијата на софтверот.</w:t>
             </w:r>
           </w:p>
         </w:tc>
@@ -1504,7 +1504,65 @@
                 <w:color w:val="595959"/>
                 <w:sz w:val="22"/>
               </w:rPr>
-              <w:t>Technical Maintenance: maintains and calibrates the USB loggers (certificate traceable to national/international standards, uncertainty ≤ ±0.5 °C and ≤ ±3 % RH), configures them and performs the software verification; provides the technical documentation of the vehicle and (if fitted) the temperature-control unit.</w:t>
+              <w:t>Technical Maintenance: maintains and calibrates the USB loggers (certificate traceable to national/international standards, uncertainty ≤ ±0.5 °C and ≤ ±3 % RH), configures them and performs the software verification.</w:t>
+            </w:r>
+          </w:p>
+        </w:tc>
+      </w:tr>
+      <w:tr>
+        <w:tc>
+          <w:tcPr>
+            <w:tcW w:type="dxa" w:w="5102"/>
+            <w:tcBorders>
+              <w:top w:val="nil"/>
+              <w:left w:val="nil"/>
+              <w:bottom w:val="nil"/>
+              <w:right w:val="single" w:sz="4" w:color="000000"/>
+            </w:tcBorders>
+          </w:tcPr>
+          <w:p>
+            <w:pPr>
+              <w:spacing w:before="0" w:after="120"/>
+              <w:jc w:val="both"/>
+            </w:pPr>
+            <w:r/>
+            <w:r>
+              <w:rPr>
+                <w:rFonts w:ascii="Calibri" w:hAnsi="Calibri"/>
+                <w:b w:val="0"/>
+                <w:i w:val="0"/>
+                <w:color w:val="000000"/>
+                <w:sz w:val="22"/>
+              </w:rPr>
+              <w:t>Договорен превозник: според Договорот за квалитет, го става на располагање возилото и возачот за OQ и PQ, ја доставува техничката документација за возилото и (ако постои) за уредот за контрола на температура со неговата калибрација, и известува однапред за секоја промена на возилото или опремата.</w:t>
+            </w:r>
+          </w:p>
+        </w:tc>
+        <w:tc>
+          <w:tcPr>
+            <w:tcW w:type="dxa" w:w="5102"/>
+            <w:tcBorders>
+              <w:top w:val="nil"/>
+              <w:left w:val="single" w:sz="4" w:color="000000"/>
+              <w:bottom w:val="nil"/>
+              <w:right w:val="nil"/>
+            </w:tcBorders>
+          </w:tcPr>
+          <w:p>
+            <w:pPr>
+              <w:spacing w:before="0" w:after="120"/>
+              <w:jc w:val="both"/>
+            </w:pPr>
+            <w:r/>
+            <w:r>
+              <w:rPr>
+                <w:rFonts w:ascii="Calibri" w:hAnsi="Calibri"/>
+                <w:b w:val="0"/>
+                <w:i w:val="0"/>
+                <w:color w:val="595959"/>
+                <w:sz w:val="22"/>
+              </w:rPr>
+              <w:t>Contracted carrier: per the Quality Agreement, makes the vehicle and driver available for OQ and PQ, provides the technical documentation of the vehicle and (if fitted) of the temperature-control unit with its calibration, and gives advance notice of any change of vehicle or equipment.</w:t>
             </w:r>
           </w:p>
         </w:tc>
@@ -1871,7 +1929,7 @@
                 <w:color w:val="000000"/>
                 <w:sz w:val="22"/>
               </w:rPr>
-              <w:t>EudraLex Vol. 4, Annex 11 (Computerised Systems, 2011) — софтвер за преземање на податоците од USB логерите; Part I Chapter 4 (документација).</w:t>
+              <w:t>EudraLex Vol. 4, Annex 11 (Computerised Systems, 2011) — софтвер за преземање на податоците од USB логерите; Part I Chapter 4 (документација) и Chapter 7 (аутсорсирани активности — превозник).</w:t>
             </w:r>
           </w:p>
         </w:tc>
@@ -1899,7 +1957,7 @@
                 <w:color w:val="595959"/>
                 <w:sz w:val="22"/>
               </w:rPr>
-              <w:t>EudraLex Vol. 4, Annex 11 (Computerised Systems, 2011) — software for downloading the USB logger data; Part I Chapter 4 (documentation).</w:t>
+              <w:t>EudraLex Vol. 4, Annex 11 (Computerised Systems, 2011) — software for downloading the USB logger data; Part I Chapter 4 (documentation) and Chapter 7 (outsourced activities — carrier).</w:t>
             </w:r>
           </w:p>
         </w:tc>
@@ -4499,7 +4557,7 @@
                 <w:color w:val="000000"/>
                 <w:sz w:val="22"/>
               </w:rPr>
-              <w:t>6.9.2 Реквалификација: годишно (сезонско PQ — една летна и една зимска пратка) и вонредно при: промена на возилото или уредот за контрола на температура; промена на конфигурацијата на палети, картоните, стреч-фолијата или термо-ќебињата; промена на рутата или максималното времетраење; потврдена екскурзија со непозната причина; негативен тренд. Обемот (целосна OQ+PQ или само PQ) го одредува QA со процена на ризик преку контрола на промени.</w:t>
+              <w:t>6.9.2 Реквалификација: годишно (сезонско PQ — една летна и една зимска пратка) и вонредно при: промена на превозникот, возилото или уредот за контрола на температура; промена на конфигурацијата на палети, картоните, стреч-фолијата или термо-ќебињата; промена на рутата или максималното времетраење; потврдена екскурзија со непозната причина; негативен тренд. Обемот (целосна OQ+PQ или само PQ) го одредува QA со процена на ризик преку контрола на промени.</w:t>
             </w:r>
           </w:p>
         </w:tc>
@@ -4527,7 +4585,7 @@
                 <w:color w:val="595959"/>
                 <w:sz w:val="22"/>
               </w:rPr>
-              <w:t>6.9.2 Requalification: annually (seasonal PQ — one summer and one winter shipment) and additionally upon: change of vehicle or temperature-control unit; change of pallet configuration, cartons, stretch film or thermal blankets; change of route or maximum duration; a confirmed excursion of unknown cause; an adverse trend. The scope (full OQ+PQ or PQ only) is set by QA through risk assessment under change control.</w:t>
+              <w:t>6.9.2 Requalification: annually (seasonal PQ — one summer and one winter shipment) and additionally upon: change of carrier, vehicle or temperature-control unit; change of pallet configuration, cartons, stretch film or thermal blankets; change of route or maximum duration; a confirmed excursion of unknown cause; an adverse trend. The scope (full OQ+PQ or PQ only) is set by QA through risk assessment under change control.</w:t>
             </w:r>
           </w:p>
         </w:tc>

--- a/deliverables/inland_transport_2026-10/docx/QASOP_0XX.docx
+++ b/deliverables/inland_transport_2026-10/docx/QASOP_0XX.docx
@@ -4713,7 +4713,7 @@
     </w:tbl>
     <w:p>
       <w:pPr>
-        <w:keepNext/>
+        <w:keepNext w:val="0"/>
         <w:spacing w:before="0" w:after="0" w:lineRule="exact" w:line="200"/>
       </w:pPr>
     </w:p>
@@ -5328,7 +5328,7 @@
     </w:tbl>
     <w:p>
       <w:pPr>
-        <w:keepNext/>
+        <w:keepNext w:val="0"/>
         <w:spacing w:before="0" w:after="0" w:lineRule="exact" w:line="200"/>
       </w:pPr>
     </w:p>
@@ -6124,7 +6124,7 @@
     </w:tbl>
     <w:p>
       <w:pPr>
-        <w:keepNext/>
+        <w:keepNext w:val="0"/>
         <w:spacing w:before="0" w:after="0" w:lineRule="exact" w:line="200"/>
       </w:pPr>
     </w:p>

--- a/deliverables/inland_transport_2026-10/docx/QASOP_0XX.docx
+++ b/deliverables/inland_transport_2026-10/docx/QASOP_0XX.docx
@@ -2103,7 +2103,7 @@
                 <w:color w:val="000000"/>
                 <w:sz w:val="22"/>
               </w:rPr>
-              <w:t>ICH Q9(R1) Quality Risk Management (2023); ICH Q10 Pharmaceutical Quality System (2008); USP ⟨1079.2⟩ Mean Kinetic Temperature; Ph. Eur. Монографија 3028 (Cannabis flos).</w:t>
+              <w:t>ICH Q9(R1) Quality Risk Management (2023); ICH Q10 Pharmaceutical Quality System (2008); USP &lt;1079.2&gt; Mean Kinetic Temperature; Ph. Eur. Монографија 3028 (Cannabis flos).</w:t>
             </w:r>
           </w:p>
         </w:tc>
@@ -2131,7 +2131,7 @@
                 <w:color w:val="595959"/>
                 <w:sz w:val="22"/>
               </w:rPr>
-              <w:t>ICH Q9(R1) Quality Risk Management (2023); ICH Q10 Pharmaceutical Quality System (2008); USP ⟨1079.2⟩ Mean Kinetic Temperature; Ph. Eur. Monograph 3028 (Cannabis flos).</w:t>
+              <w:t>ICH Q9(R1) Quality Risk Management (2023); ICH Q10 Pharmaceutical Quality System (2008); USP &lt;1079.2&gt; Mean Kinetic Temperature; Ph. Eur. Monograph 3028 (Cannabis flos).</w:t>
             </w:r>
           </w:p>
         </w:tc>
